--- a/diploma/ВКР.docx
+++ b/diploma/ВКР.docx
@@ -22,7 +22,7 @@
           <w:rFonts w:ascii="Times New Roman" w:hAnsi="Times New Roman"/>
           <w:sz w:val="28"/>
         </w:rPr>
-        <w:t>Выпускная квалификационная работа изложена на ____ страницах, содержит 9 рисунков, 6 таблиц, 30 использованных источников и 3 приложения.</w:t>
+        <w:t>Выпускная квалификационная работа изложена на ____ страницах, содержит 9 рисунков, 6 таблиц, 35 использованных источников и 3 приложения.</w:t>
       </w:r>
     </w:p>
     <w:p>
@@ -86,7 +86,7 @@
           <w:rFonts w:ascii="Times New Roman" w:hAnsi="Times New Roman"/>
           <w:sz w:val="28"/>
         </w:rPr>
-        <w:t>The graduation qualification work comprises ____ pages, 9 figures, 6 tables, 30 references and 3 appendices.</w:t>
+        <w:t>The graduation qualification work comprises ____ pages, 9 figures, 6 tables, 35 references and 3 appendices.</w:t>
       </w:r>
     </w:p>
     <w:p>
@@ -1018,7 +1018,7 @@
           <w:rFonts w:ascii="Times New Roman" w:hAnsi="Times New Roman"/>
           <w:sz w:val="28"/>
         </w:rPr>
-        <w:t>Bluetooth Low Energy (BLE) — энергоэффективная разновидность технологии беспроводной передачи данных малого радиуса действия, представленная в спецификации Bluetooth Core 4.0 (2010 г.) и получившая дальнейшее развитие в версиях 4.1–5.x [1]. В отличие от классического Bluetooth (BR/EDR), ориентированного на потоковую передачу данных, BLE спроектирован для устройств с жёсткими ограничениями по энергопотреблению — датчиков, носимой электроники, меток, — которые передают небольшие порции данных через значительные интервалы времени и большую часть времени находятся в спящем режиме [2].</w:t>
+        <w:t>Bluetooth Low Energy (BLE) — энергоэффективная разновидность технологии беспроводной передачи данных малого радиуса действия, представленная в спецификации Bluetooth Core 4.0 (2010 г.) и получившая дальнейшее развитие в версиях 4.1–5.x [1]. В отличие от классического Bluetooth (BR/EDR), ориентированного на потоковую передачу данных, BLE спроектирован для устройств с жёсткими ограничениями по энергопотреблению — датчиков, носимой электроники, меток, — которые передают небольшие порции данных через значительные интервалы времени и большую часть времени находятся в спящем режиме [2]. Типичная дальность связи BLE составляет 10–30 м, а энергопотребление приёмопередатчика при передаче, как правило, не превышает 15 мА; в версии Bluetooth 5 поддерживается скорость передачи данных до 2 Мбит/с [31, 34].</w:t>
       </w:r>
     </w:p>
     <w:p>
@@ -1870,7 +1870,7 @@
           <w:rFonts w:ascii="Times New Roman" w:hAnsi="Times New Roman"/>
           <w:sz w:val="28"/>
         </w:rPr>
-        <w:t>Архитектура BLE построена по уровневому принципу и разделена на контроллер и хост. Контроллер включает физический уровень (PHY) и канальный уровень (Link Layer); хост — протокол адаптации и управления логическими каналами (L2CAP), протокол атрибутов (ATT), профиль обобщённых атрибутов (GATT) и профиль доступа (GAP). Физический уровень использует гауссову частотную манипуляцию (GFSK) и обеспечивает базовую скорость 1 Мбит/с. Канальный уровень формирует пакеты, управляет состояниями устройства (ожидание, реклама, сканирование, соединение) и реализует адаптивную перестройку частоты в режиме соединения.</w:t>
+        <w:t>Архитектура BLE построена по уровневому принципу и разделена на контроллер и хост. Контроллер включает физический уровень (PHY) и канальный уровень (Link Layer); хост — протокол адаптации и управления логическими каналами (L2CAP), протокол атрибутов (ATT), профиль обобщённых атрибутов (GATT) и профиль доступа (GAP). Физический уровень использует гауссову частотную манипуляцию (GFSK) и обеспечивает базовую скорость 1 Мбит/с. Канальный уровень формирует пакеты, управляет состояниями устройства (ожидание, реклама, сканирование, соединение) и реализует адаптивную перестройку частоты в режиме соединения. В установленном соединении максимальный размер передаваемого блока данных (MTU) достигает 251 байта начиная с версии 4.2 [33].</w:t>
       </w:r>
     </w:p>
     <w:p>
@@ -1880,7 +1880,7 @@
           <w:rFonts w:ascii="Times New Roman" w:hAnsi="Times New Roman"/>
           <w:sz w:val="28"/>
         </w:rPr>
-        <w:t>Рекламный пакет канального уровня содержит заголовок и полезную нагрузку, размер которой в базовом режиме не превышает 31 байта. Полезная нагрузка состоит из последовательности структур данных AD (Advertising Data), каждая из которых включает поле длины, поле типа и значение. Идентификатор метки размещается в структуре типа Manufacturer Specific Data (для формата iBeacon) или Service Data (для формата Eddystone). Ограничение в 31 байт определяет максимальный объём идентифицирующей информации, передаваемой меткой в одном пакете, что учитывалось при выборе формата идентификатора носителя в настоящей работе.</w:t>
+        <w:t>Рекламный пакет канального уровня содержит заголовок и полезную нагрузку, размер которой в базовом режиме не превышает 31 байта [32]. Полезная нагрузка состоит из последовательности структур данных AD (Advertising Data), каждая из которых включает поле длины, поле типа и значение. Идентификатор метки размещается в структуре типа Manufacturer Specific Data (для формата iBeacon) или Service Data (для формата Eddystone). Ограничение в 31 байт определяет максимальный объём идентифицирующей информации, передаваемой меткой в одном пакете, что учитывалось при выборе формата идентификатора носителя в настоящей работе.</w:t>
       </w:r>
     </w:p>
     <w:p>
@@ -1903,7 +1903,7 @@
           <w:rFonts w:ascii="Times New Roman" w:hAnsi="Times New Roman"/>
           <w:sz w:val="28"/>
         </w:rPr>
-        <w:t>Технология BLE последовательно развивалась от версии 4.0 к версии 5.x. Версия 4.2 повысила защищённость соединений и эффективность передачи данных. Версия 5.0 ввела режим 2M PHY с удвоенной скоростью передачи, режим Coded PHY (LE Long Range) с увеличенной дальностью за счёт помехоустойчивого кодирования, а также расширенную рекламу (Extended Advertising), снимающую ограничение в 31 байт и позволяющую передавать больший объём данных в рекламном режиме. Эти возможности расширяют область применения BLE-меток, однако для задачи контроля доступа достаточно базового рекламного режима.</w:t>
+        <w:t>Технология BLE последовательно развивалась от версии 4.0 к версии 5.x. Версия 4.2 повысила защищённость соединений и эффективность передачи данных. Версия 5.0 ввела режим 2M PHY с удвоенной скоростью передачи, режим Coded PHY (LE Long Range) с увеличенной дальностью за счёт помехоустойчивого кодирования, а также расширенную рекламу (Extended Advertising), снимающую ограничение в 31 байт и позволяющую передавать больший объём данных в рекламном режиме (во вторичном канале — до 254 байт) [32]. Эти возможности расширяют область применения BLE-меток, однако для задачи контроля доступа достаточно базового рекламного режима. На основе BLE строятся также ячеистые сети Bluetooth Mesh, применяемые в системах интернета вещей [35].</w:t>
       </w:r>
     </w:p>
     <w:p>
@@ -1913,7 +1913,7 @@
           <w:rFonts w:ascii="Times New Roman" w:hAnsi="Times New Roman"/>
           <w:sz w:val="28"/>
         </w:rPr>
-        <w:t>Важным параметром вещания является интервал рекламы (advertising interval) — период рассылки рекламных пакетов, который согласно спецификации может составлять от 20 мс до 10,24 с. Меньший интервал ускоряет обнаружение метки и повышает частоту обновления значений RSSI, что благоприятно для анализа траектории, но увеличивает энергопотребление метки. Таким образом, выбор интервала вещания представляет собой компромисс между быстротой реакции системы и временем автономной работы метки. Для анализа траектории существенно, чтобы частота обновления RSSI обеспечивала достаточное число измерений за время прохождения носителя через зону доступа.</w:t>
+        <w:t>Важным параметром вещания является интервал рекламы (advertising interval) — период рассылки рекламных пакетов, который согласно спецификации может составлять от 20 мс до 10,24 с с шагом 625 мкс [32]. Меньший интервал ускоряет обнаружение метки и повышает частоту обновления значений RSSI, что благоприятно для анализа траектории, но увеличивает энергопотребление метки. Таким образом, выбор интервала вещания представляет собой компромисс между быстротой реакции системы и временем автономной работы метки. Для анализа траектории существенно, чтобы частота обновления RSSI обеспечивала достаточное число измерений за время прохождения носителя через зону доступа.</w:t>
       </w:r>
     </w:p>
     <w:p>
@@ -8433,6 +8433,56 @@
           <w:sz w:val="28"/>
         </w:rPr>
         <w:t>30. ГОСТ 7.1-2003. Система стандартов по информации, библиотечному и издательскому делу. Библиографическая запись. Библиографическое описание. — М.: Изд-во стандартов, 2004. — 48 с.</w:t>
+      </w:r>
+    </w:p>
+    <w:p>
+      <w:pPr/>
+      <w:r>
+        <w:rPr>
+          <w:rFonts w:ascii="Times New Roman" w:hAnsi="Times New Roman"/>
+          <w:sz w:val="28"/>
+        </w:rPr>
+        <w:t>31. Марков Е. Bluetooth Low Energy: подробный гайд для начинающих [Электронный ресурс] : перевод книги M. Afaneh. — Habr, 10.12.2020. — URL: https://habr.com/ru/articles/532298/ (дата обращения: 03.06.2026).</w:t>
+      </w:r>
+    </w:p>
+    <w:p>
+      <w:pPr/>
+      <w:r>
+        <w:rPr>
+          <w:rFonts w:ascii="Times New Roman" w:hAnsi="Times New Roman"/>
+          <w:sz w:val="28"/>
+        </w:rPr>
+        <w:t>32. Марков Е. Bluetooth Low Energy: подробный гайд для начинающих. Часть 2 [Электронный ресурс]. — Habr, 17.12.2020. — URL: https://habr.com/ru/articles/533580/ (дата обращения: 03.06.2026).</w:t>
+      </w:r>
+    </w:p>
+    <w:p>
+      <w:pPr/>
+      <w:r>
+        <w:rPr>
+          <w:rFonts w:ascii="Times New Roman" w:hAnsi="Times New Roman"/>
+          <w:sz w:val="28"/>
+        </w:rPr>
+        <w:t>33. Марков Е. Bluetooth Low Energy: подробный гайд для начинающих. Соединения и сервисы [Электронный ресурс]. — Habr, 01.02.2021. — URL: https://habr.com/ru/articles/538834/ (дата обращения: 03.06.2026).</w:t>
+      </w:r>
+    </w:p>
+    <w:p>
+      <w:pPr/>
+      <w:r>
+        <w:rPr>
+          <w:rFonts w:ascii="Times New Roman" w:hAnsi="Times New Roman"/>
+          <w:sz w:val="28"/>
+        </w:rPr>
+        <w:t>34. Марков Е. Bluetooth Low Energy: подробный гайд для начинающих. Bluetooth 5 и безопасность [Электронный ресурс]. — Habr, 24.02.2021. — URL: https://habr.com/ru/articles/543578/ (дата обращения: 03.06.2026).</w:t>
+      </w:r>
+    </w:p>
+    <w:p>
+      <w:pPr/>
+      <w:r>
+        <w:rPr>
+          <w:rFonts w:ascii="Times New Roman" w:hAnsi="Times New Roman"/>
+          <w:sz w:val="28"/>
+        </w:rPr>
+        <w:t>35. Марков Е. Bluetooth Low Energy: подробный гайд для начинающих. Bluetooth Mesh [Электронный ресурс]. — Habr, 18.03.2021. — URL: https://habr.com/ru/articles/547620/ (дата обращения: 03.06.2026).</w:t>
       </w:r>
     </w:p>
     <w:p>

--- a/diploma/ВКР.docx
+++ b/diploma/ВКР.docx
@@ -958,7 +958,7 @@
           <w:rFonts w:ascii="Times New Roman" w:hAnsi="Times New Roman"/>
           <w:sz w:val="28"/>
         </w:rPr>
-        <w:t xml:space="preserve"> Работа состоит из введения, трёх глав, заключения, списка использованных источников и приложений. В первой главе проводится анализ предметной области и методов обработки сигнала BLE-меток. Во второй главе разрабатываются архитектура системы и алгоритм анализа траектории. В третьей главе описывается программная реализация и приводятся результаты тестирования.</w:t>
+        <w:t xml:space="preserve"> Работа состоит из введения, трёх глав, заключения, списка использованных источников и приложений. В первой главе проводится анализ предметной области и методов обработки сигнала BLE-меток. Во второй главе разрабатываются архитектура системы и алгоритм анализа траектории. В третьей главе описывается программная реализация и приводятся результаты тестирования. Работа оформлена в соответствии с требованиями [28–30].</w:t>
       </w:r>
     </w:p>
     <w:p>
@@ -1121,7 +1121,7 @@
           <w:rFonts w:ascii="Times New Roman" w:hAnsi="Times New Roman"/>
           <w:sz w:val="28"/>
         </w:rPr>
-        <w:t>BLE-метка (маяк, beacon) — это устройство, периодически рассылающее рекламные пакеты с уникальным идентификатором. Содержимое рекламного пакета формируется в соответствии с одним из стандартизированных форматов. Наибольшее распространение получили следующие форматы [4]:</w:t>
+        <w:t>BLE-метка (маяк, beacon) — это устройство, периодически рассылающее рекламные пакеты с уникальным идентификатором. Содержимое рекламного пакета формируется в соответствии с одним из стандартизированных форматов. Наибольшее распространение получили следующие форматы [4, 21, 22]:</w:t>
       </w:r>
     </w:p>
     <w:p>
@@ -2253,7 +2253,7 @@
           <w:rFonts w:ascii="Times New Roman" w:hAnsi="Times New Roman"/>
           <w:sz w:val="28"/>
         </w:rPr>
-        <w:t>В литературе выделяют несколько групп методов определения местоположения по RSSI [5, 8]:</w:t>
+        <w:t>В литературе выделяют несколько групп методов определения местоположения по RSSI [5, 8, 14–20]:</w:t>
       </w:r>
     </w:p>
     <w:p>
@@ -2537,7 +2537,7 @@
           <w:rFonts w:ascii="Times New Roman" w:hAnsi="Times New Roman"/>
           <w:sz w:val="28"/>
         </w:rPr>
-        <w:t xml:space="preserve"> — рекурсивный оптимальный (в смысле минимума среднеквадратической ошибки) алгоритм оценивания, рассматривающий RSSI как зашумлённое наблюдение скрытого состояния. На каждом шаге выполняются прогноз и коррекция оценки с учётом дисперсий шума процесса (q) и шума измерения (r). Для одномерного случая коэффициент Калмана и обновление оценки имеют вид:</w:t>
+        <w:t xml:space="preserve"> — рекурсивный оптимальный (в смысле минимума среднеквадратической ошибки) алгоритм оценивания, рассматривающий RSSI как зашумлённое наблюдение скрытого состояния [11–13]. На каждом шаге выполняются прогноз и коррекция оценки с учётом дисперсий шума процесса (q) и шума измерения (r). Для одномерного случая коэффициент Калмана и обновление оценки имеют вид:</w:t>
       </w:r>
     </w:p>
     <w:p>
@@ -6254,7 +6254,7 @@
           <w:rFonts w:ascii="Times New Roman" w:hAnsi="Times New Roman"/>
           <w:sz w:val="28"/>
         </w:rPr>
-        <w:t xml:space="preserve"> — кроссплатформенный доступ к BLE (сканирование, подключение, запись характеристик); на Windows использует backend WinRT;</w:t>
+        <w:t xml:space="preserve"> — кроссплатформенный доступ к BLE (сканирование, подключение, запись характеристик); на Windows использует backend WinRT [24];</w:t>
       </w:r>
     </w:p>
     <w:p>
@@ -6304,7 +6304,7 @@
           <w:rFonts w:ascii="Times New Roman" w:hAnsi="Times New Roman"/>
           <w:sz w:val="28"/>
         </w:rPr>
-        <w:t xml:space="preserve"> — для мобильного приложения под Android, выполняющего отправку команды управления замком;</w:t>
+        <w:t xml:space="preserve"> — для мобильного приложения под Android, выполняющего отправку команды управления замком [25];</w:t>
       </w:r>
     </w:p>
     <w:p>
@@ -6329,7 +6329,7 @@
           <w:rFonts w:ascii="Times New Roman" w:hAnsi="Times New Roman"/>
           <w:sz w:val="28"/>
         </w:rPr>
-        <w:t xml:space="preserve"> — для генератора метки под iOS;</w:t>
+        <w:t xml:space="preserve"> — для генератора метки под iOS [23];</w:t>
       </w:r>
     </w:p>
     <w:p>
@@ -6562,7 +6562,7 @@
           <w:rFonts w:ascii="Times New Roman" w:hAnsi="Times New Roman"/>
           <w:sz w:val="28"/>
         </w:rPr>
-        <w:t>Входными данными анализатора являются пары (время, RSSI), выходными — состояние доступа, оценка расстояния и значение тренда. Блок-схема алгоритма обработки одного измерения приведена на рисунке 3.2.</w:t>
+        <w:t>Входными данными анализатора являются пары (время, RSSI), выходными — состояние доступа, оценка расстояния и значение тренда. Блок-схема алгоритма обработки одного измерения приведена на рисунке 3.2 и оформлена согласно ГОСТ 19.701 [27].</w:t>
       </w:r>
     </w:p>
     <w:p>
@@ -8142,7 +8142,7 @@
           <w:rFonts w:ascii="Times New Roman" w:hAnsi="Times New Roman"/>
           <w:sz w:val="28"/>
         </w:rPr>
-        <w:t>1. Bluetooth Core Specification, Version 5.3 / Bluetooth SIG. — 2021. — 2954 p.</w:t>
+        <w:t>1. Bluetooth Core Specification, Version 5.3 / Bluetooth SIG. — 2021.</w:t>
       </w:r>
     </w:p>
     <w:p>
@@ -8152,7 +8152,7 @@
           <w:rFonts w:ascii="Times New Roman" w:hAnsi="Times New Roman"/>
           <w:sz w:val="28"/>
         </w:rPr>
-        <w:t>2. Heydon R. Bluetooth Low Energy: The Developer's Handbook. — Upper Saddle River: Prentice Hall, 2013. — 368 p.</w:t>
+        <w:t>2. Gomez C., Oller J., Paradells J. Overview and Evaluation of Bluetooth Low Energy: An Emerging Low-Power Wireless Technology // Sensors. — 2012. — Vol. 12, № 9. — P. 11734–11753.</w:t>
       </w:r>
     </w:p>
     <w:p>
@@ -8172,7 +8172,7 @@
           <w:rFonts w:ascii="Times New Roman" w:hAnsi="Times New Roman"/>
           <w:sz w:val="28"/>
         </w:rPr>
-        <w:t>4. Faragher R., Harle R. Location Fingerprinting With Bluetooth Low Energy Beacons // IEEE Journal on Selected Areas in Communications. — 2015. — Vol. 33, № 11. — P. 2418–2428.</w:t>
+        <w:t>4. Heydon R. Bluetooth Low Energy: The Developer's Handbook. — Upper Saddle River: Prentice Hall, 2013. — 368 p.</w:t>
       </w:r>
     </w:p>
     <w:p>
@@ -8192,7 +8192,7 @@
           <w:rFonts w:ascii="Times New Roman" w:hAnsi="Times New Roman"/>
           <w:sz w:val="28"/>
         </w:rPr>
-        <w:t>6. Kalman R. E. A New Approach to Linear Filtering and Prediction Problems // Journal of Basic Engineering. — 1960. — Vol. 82, № 1. — P. 35–45.</w:t>
+        <w:t>6. Rappaport T. S. Wireless Communications: Principles and Practice. — 2nd ed. — Upper Saddle River: Prentice Hall, 2002. — 736 p.</w:t>
       </w:r>
     </w:p>
     <w:p>
@@ -8202,7 +8202,7 @@
           <w:rFonts w:ascii="Times New Roman" w:hAnsi="Times New Roman"/>
           <w:sz w:val="28"/>
         </w:rPr>
-        <w:t>7. Welch G., Bishop G. An Introduction to the Kalman Filter. — Chapel Hill: University of North Carolina, 2006. — 16 p.</w:t>
+        <w:t>7. Phunthawornwong M., Pengwang E., Silapunt R. Indoor Location Estimation of Wireless Devices Using the Log-Distance Path Loss Model // TENCON 2018 — 2018 IEEE Region 10 Conference. — 2018. — P. 499–502.</w:t>
       </w:r>
     </w:p>
     <w:p>
@@ -8212,7 +8212,7 @@
           <w:rFonts w:ascii="Times New Roman" w:hAnsi="Times New Roman"/>
           <w:sz w:val="28"/>
         </w:rPr>
-        <w:t>8. Liu H., Darabi H., Banerjee P., Liu J. Survey of Wireless Indoor Positioning Techniques and Systems // IEEE Transactions on Systems, Man, and Cybernetics. — 2007. — Vol. 37, № 6. — P. 1067–1080.</w:t>
+        <w:t>8. Liu H., Darabi H., Banerjee P., Liu J. Survey of Wireless Indoor Positioning Techniques and Systems // IEEE Transactions on Systems, Man, and Cybernetics, Part C. — 2007. — Vol. 37, № 6. — P. 1067–1080.</w:t>
       </w:r>
     </w:p>
     <w:p>
@@ -8222,7 +8222,7 @@
           <w:rFonts w:ascii="Times New Roman" w:hAnsi="Times New Roman"/>
           <w:sz w:val="28"/>
         </w:rPr>
-        <w:t>9. Lin X.-Y., Ho T.-W., Fang C.-C. et al. A Mobile Indoor Positioning System Based on iBeacon Technology // Proc. IEEE EMBC. — 2015. — P. 4970–4973.</w:t>
+        <w:t>9. Sung Y. RSSI-Based Distance Estimation Framework Using a Kalman Filter for Sustainable Indoor Computing Environments // Sustainability. — 2016. — Vol. 8, № 11. — Art. 1136.</w:t>
       </w:r>
     </w:p>
     <w:p>
@@ -8232,7 +8232,7 @@
           <w:rFonts w:ascii="Times New Roman" w:hAnsi="Times New Roman"/>
           <w:sz w:val="28"/>
         </w:rPr>
-        <w:t>10. Cantón Paterna V., Calveras Augé A., Paradells Aspas J., Pérez Bullones M. A. A Bluetooth Low Energy Indoor Positioning System with Channel Diversity, Weighted Trilateration and Kalman Filtering // Sensors. — 2017. — Vol. 17, № 12. — P. 2927.</w:t>
+        <w:t>10. Bluetooth Low Energy Link Layer Relay Attacks [Электронный ресурс] / NCC Group. — 2022. — URL: https://www.nccgroup.com/ (дата обращения: 03.06.2026).</w:t>
       </w:r>
     </w:p>
     <w:p>
@@ -8242,7 +8242,7 @@
           <w:rFonts w:ascii="Times New Roman" w:hAnsi="Times New Roman"/>
           <w:sz w:val="28"/>
         </w:rPr>
-        <w:t>11. Jianyong Z., Haiyong L., Zili C., Zhaohui L. RSSI Based Bluetooth Low Energy Indoor Positioning // Proc. IPIN. — 2014. — P. 526–533.</w:t>
+        <w:t>11. Kalman R. E. A New Approach to Linear Filtering and Prediction Problems // Journal of Basic Engineering. — 1960. — Vol. 82, № 1. — P. 35–45.</w:t>
       </w:r>
     </w:p>
     <w:p>
@@ -8252,7 +8252,7 @@
           <w:rFonts w:ascii="Times New Roman" w:hAnsi="Times New Roman"/>
           <w:sz w:val="28"/>
         </w:rPr>
-        <w:t>12. Ng P. C., She J. Denoising-Contractive Autoencoder for Robust Device-Free Occupancy Detection // IEEE Internet of Things Journal. — 2020. — Vol. 7, № 4. — P. 3187–3196.</w:t>
+        <w:t>12. Welch G., Bishop G. An Introduction to the Kalman Filter. — Chapel Hill: University of North Carolina, 2006. — 16 p.</w:t>
       </w:r>
     </w:p>
     <w:p>
@@ -8262,7 +8262,7 @@
           <w:rFonts w:ascii="Times New Roman" w:hAnsi="Times New Roman"/>
           <w:sz w:val="28"/>
         </w:rPr>
-        <w:t>13. Ramirez R., Huang C.-Y., Liao C.-A. et al. A Practice of BLE RSSI Measurement for Indoor Positioning // Sensors. — 2021. — Vol. 21, № 15. — P. 5181.</w:t>
+        <w:t>13. Maybeck P. S. Stochastic Models, Estimation, and Control. Vol. 1. — New York: Academic Press, 1979. — 423 p.</w:t>
       </w:r>
     </w:p>
     <w:p>
@@ -8272,7 +8272,7 @@
           <w:rFonts w:ascii="Times New Roman" w:hAnsi="Times New Roman"/>
           <w:sz w:val="28"/>
         </w:rPr>
-        <w:t>14. Chawathe S. S. Beacon Placement for Indoor Localization using Bluetooth // Proc. IEEE ITSC. — 2008. — P. 980–985.</w:t>
+        <w:t>14. Faragher R., Harle R. Location Fingerprinting With Bluetooth Low Energy Beacons // IEEE Journal on Selected Areas in Communications. — 2015. — Vol. 33, № 11. — P. 2418–2428.</w:t>
       </w:r>
     </w:p>
     <w:p>
@@ -8282,7 +8282,7 @@
           <w:rFonts w:ascii="Times New Roman" w:hAnsi="Times New Roman"/>
           <w:sz w:val="28"/>
         </w:rPr>
-        <w:t>15. Rappaport T. S. Wireless Communications: Principles and Practice. — 2nd ed. — Prentice Hall, 2002. — 736 p.</w:t>
+        <w:t>15. Zhuang Y., Yang J., Li Y. et al. Smartphone-Based Indoor Localization with Bluetooth Low Energy Beacons // Sensors. — 2016. — Vol. 16, № 5. — P. 596.</w:t>
       </w:r>
     </w:p>
     <w:p>
@@ -8292,7 +8292,7 @@
           <w:rFonts w:ascii="Times New Roman" w:hAnsi="Times New Roman"/>
           <w:sz w:val="28"/>
         </w:rPr>
-        <w:t>16. Кашкаров А. П. Современные Bluetooth-устройства. — М.: ДМК Пресс, 2019. — 208 с.</w:t>
+        <w:t>16. Cantón Paterna V., Calveras Augé A., Paradells Aspas J., Pérez Bullones M. A. A Bluetooth Low Energy Indoor Positioning System with Channel Diversity, Weighted Trilateration and Kalman Filtering // Sensors. — 2017. — Vol. 17, № 12. — P. 2927.</w:t>
       </w:r>
     </w:p>
     <w:p>
@@ -8302,7 +8302,7 @@
           <w:rFonts w:ascii="Times New Roman" w:hAnsi="Times New Roman"/>
           <w:sz w:val="28"/>
         </w:rPr>
-        <w:t>17. iBeacon : Apple Developer Documentation [Электронный ресурс]. — URL: https://developer.apple.com/ibeacon/ (дата обращения: 01.06.2026).</w:t>
+        <w:t>17. Bahl P., Padmanabhan V. N. RADAR: An In-Building RF-Based User Location and Tracking System // Proc. IEEE INFOCOM. — 2000. — Vol. 2. — P. 775–784.</w:t>
       </w:r>
     </w:p>
     <w:p>
@@ -8312,7 +8312,7 @@
           <w:rFonts w:ascii="Times New Roman" w:hAnsi="Times New Roman"/>
           <w:sz w:val="28"/>
         </w:rPr>
-        <w:t>18. Eddystone Protocol Specification [Электронный ресурс] / Google. — URL: https://github.com/google/eddystone (дата обращения: 01.06.2026).</w:t>
+        <w:t>18. Want R., Hopper A., Falcão V., Gibbons J. The Active Badge Location System // ACM Transactions on Information Systems. — 1992. — Vol. 10, № 1. — P. 91–102.</w:t>
       </w:r>
     </w:p>
     <w:p>
@@ -8322,7 +8322,7 @@
           <w:rFonts w:ascii="Times New Roman" w:hAnsi="Times New Roman"/>
           <w:sz w:val="28"/>
         </w:rPr>
-        <w:t>19. bleak: Bluetooth Low Energy platform Agnostic Klient [Электронный ресурс]. — URL: https://bleak.readthedocs.io (дата обращения: 01.06.2026).</w:t>
+        <w:t>19. Priyantha N. B., Chakraborty A., Balakrishnan H. The Cricket Location-Support System // Proc. ACM MobiCom. — 2000. — P. 32–43.</w:t>
       </w:r>
     </w:p>
     <w:p>
@@ -8332,7 +8332,7 @@
           <w:rFonts w:ascii="Times New Roman" w:hAnsi="Times New Roman"/>
           <w:sz w:val="28"/>
         </w:rPr>
-        <w:t>20. flutter_blue_plus [Электронный ресурс]. — URL: https://pub.dev/packages/flutter_blue_plus (дата обращения: 01.06.2026).</w:t>
+        <w:t>20. He S., Chan S.-H. G. Wi-Fi Fingerprint-Based Indoor Positioning: Recent Advances and Comparisons // IEEE Communications Surveys &amp; Tutorials. — 2016. — Vol. 18, № 1. — P. 466–490.</w:t>
       </w:r>
     </w:p>
     <w:p>
@@ -8342,7 +8342,7 @@
           <w:rFonts w:ascii="Times New Roman" w:hAnsi="Times New Roman"/>
           <w:sz w:val="28"/>
         </w:rPr>
-        <w:t>21. Core Bluetooth : Apple Developer Documentation [Электронный ресурс]. — URL: https://developer.apple.com/documentation/corebluetooth (дата обращения: 01.06.2026).</w:t>
+        <w:t>21. iBeacon [Электронный ресурс] / Apple Developer Documentation. — URL: https://developer.apple.com/ibeacon/ (дата обращения: 03.06.2026).</w:t>
       </w:r>
     </w:p>
     <w:p>
@@ -8352,7 +8352,7 @@
           <w:rFonts w:ascii="Times New Roman" w:hAnsi="Times New Roman"/>
           <w:sz w:val="28"/>
         </w:rPr>
-        <w:t>22. Zhuang Y., Yang J., Li Y. et al. Smartphone-Based Indoor Localization with Bluetooth Low Energy Beacons // Sensors. — 2016. — Vol. 16, № 5. — P. 596.</w:t>
+        <w:t>22. Eddystone Protocol Specification [Электронный ресурс] / Google. — URL: https://github.com/google/eddystone (дата обращения: 03.06.2026).</w:t>
       </w:r>
     </w:p>
     <w:p>
@@ -8362,7 +8362,7 @@
           <w:rFonts w:ascii="Times New Roman" w:hAnsi="Times New Roman"/>
           <w:sz w:val="28"/>
         </w:rPr>
-        <w:t>23. Wang Y., Yang X., Zhao Y. et al. Bluetooth positioning using RSSI and triangulation methods // Proc. IEEE CCNC. — 2013. — P. 837–842.</w:t>
+        <w:t>23. Core Bluetooth [Электронный ресурс] / Apple Developer Documentation. — URL: https://developer.apple.com/documentation/corebluetooth (дата обращения: 03.06.2026).</w:t>
       </w:r>
     </w:p>
     <w:p>
@@ -8372,7 +8372,7 @@
           <w:rFonts w:ascii="Times New Roman" w:hAnsi="Times New Roman"/>
           <w:sz w:val="28"/>
         </w:rPr>
-        <w:t>24. Park J., Kim J., Kang S. A Situation-Aware Indoor Localization System Using BLE // Sensors. — 2019. — Vol. 19, № 4. — P. 931.</w:t>
+        <w:t>24. bleak: Bluetooth Low Energy platform Agnostic Klient [Электронный ресурс]. — URL: https://bleak.readthedocs.io (дата обращения: 03.06.2026).</w:t>
       </w:r>
     </w:p>
     <w:p>
@@ -8382,7 +8382,7 @@
           <w:rFonts w:ascii="Times New Roman" w:hAnsi="Times New Roman"/>
           <w:sz w:val="28"/>
         </w:rPr>
-        <w:t>25. Mackey A., Spachos P., Plataniotis K. N. Smart Parking System Based on Bluetooth Low Energy Beacons with Particle Filtering // IEEE Systems Journal. — 2020. — Vol. 14, № 3. — P. 3371–3382.</w:t>
+        <w:t>25. flutter_blue_plus [Электронный ресурс]. — URL: https://pub.dev/packages/flutter_blue_plus (дата обращения: 03.06.2026).</w:t>
       </w:r>
     </w:p>
     <w:p>
@@ -8392,7 +8392,7 @@
           <w:rFonts w:ascii="Times New Roman" w:hAnsi="Times New Roman"/>
           <w:sz w:val="28"/>
         </w:rPr>
-        <w:t>26. Choudhary A., Kumar A. A Review on Bluetooth Low Energy and Its Security // Proc. IEEE ICCCNT. — 2019. — P. 1–6.</w:t>
+        <w:t>26. ГОСТ 34.602-2020. Информационные технологии. Комплекс стандартов на автоматизированные системы. Техническое задание на создание автоматизированной системы. — М.: Стандартинформ, 2020. — 16 с.</w:t>
       </w:r>
     </w:p>
     <w:p>
@@ -8402,7 +8402,7 @@
           <w:rFonts w:ascii="Times New Roman" w:hAnsi="Times New Roman"/>
           <w:sz w:val="28"/>
         </w:rPr>
-        <w:t>27. Cominelli M., Gringoli F., Patras P. et al. Even Black Cats Cannot Stay Hidden in the Dark: Full-band De-anonymization of Bluetooth Classic Devices // Proc. IEEE S&amp;P. — 2020. — P. 534–548.</w:t>
+        <w:t>27. ГОСТ 19.701-90 (ИСО 5807-85). Единая система программной документации. Схемы алгоритмов, программ, данных и систем. Условные обозначения и правила выполнения. — М.: Издательство стандартов, 1991. — 26 с.</w:t>
       </w:r>
     </w:p>
     <w:p>
@@ -8412,7 +8412,7 @@
           <w:rFonts w:ascii="Times New Roman" w:hAnsi="Times New Roman"/>
           <w:sz w:val="28"/>
         </w:rPr>
-        <w:t>28. ГОСТ 34.602-2020. Информационные технологии. Комплекс стандартов на автоматизированные системы. Техническое задание на создание автоматизированной системы. — М.: Стандартинформ, 2020. — 16 с.</w:t>
+        <w:t>28. ГОСТ 7.32-2017. Система стандартов по информации, библиотечному и издательскому делу. Отчёт о научно-исследовательской работе. Структура и правила оформления. — М.: Стандартинформ, 2017. — 27 с.</w:t>
       </w:r>
     </w:p>
     <w:p>
@@ -8422,7 +8422,7 @@
           <w:rFonts w:ascii="Times New Roman" w:hAnsi="Times New Roman"/>
           <w:sz w:val="28"/>
         </w:rPr>
-        <w:t>29. ГОСТ 7.32-2017. Система стандартов по информации, библиотечному и издательскому делу. Отчёт о научно-исследовательской работе. Структура и правила оформления. — М.: Стандартинформ, 2017. — 27 с.</w:t>
+        <w:t>29. ГОСТ 7.1-2003. Система стандартов по информации, библиотечному и издательскому делу. Библиографическая запись. Библиографическое описание. — М.: Изд-во стандартов, 2004. — 48 с.</w:t>
       </w:r>
     </w:p>
     <w:p>
@@ -8432,7 +8432,7 @@
           <w:rFonts w:ascii="Times New Roman" w:hAnsi="Times New Roman"/>
           <w:sz w:val="28"/>
         </w:rPr>
-        <w:t>30. ГОСТ 7.1-2003. Система стандартов по информации, библиотечному и издательскому делу. Библиографическая запись. Библиографическое описание. — М.: Изд-во стандартов, 2004. — 48 с.</w:t>
+        <w:t>30. ГОСТ 7.0.5-2008. Система стандартов по информации, библиотечному и издательскому делу. Библиографическая ссылка. Общие требования и правила составления. — М.: Стандартинформ, 2008. — 23 с.</w:t>
       </w:r>
     </w:p>
     <w:p>
@@ -8510,6 +8510,16 @@
           <w:b/>
         </w:rPr>
         <w:t>Техническое задание</w:t>
+      </w:r>
+    </w:p>
+    <w:p>
+      <w:pPr/>
+      <w:r>
+        <w:rPr>
+          <w:rFonts w:ascii="Times New Roman" w:hAnsi="Times New Roman"/>
+          <w:sz w:val="28"/>
+        </w:rPr>
+        <w:t>Техническое задание разработано в соответствии с ГОСТ 34.602-2020 [26].</w:t>
       </w:r>
     </w:p>
     <w:p>

--- a/diploma/ВКР.docx
+++ b/diploma/ВКР.docx
@@ -8530,14 +8530,47 @@
           <w:b/>
           <w:sz w:val="28"/>
         </w:rPr>
-        <w:t>А.1 Общие сведения.</w:t>
-      </w:r>
+        <w:t>А.1 Общие сведения</w:t>
+      </w:r>
+    </w:p>
+    <w:p>
+      <w:pPr/>
       <w:r>
         <w:rPr>
           <w:rFonts w:ascii="Times New Roman" w:hAnsi="Times New Roman"/>
           <w:sz w:val="28"/>
         </w:rPr>
-        <w:t xml:space="preserve"> Наименование системы — «Система контроля удалённого доступа на основе анализа траектории изменения сигнала BLE-меток». Основание для разработки — задание на выполнение выпускной квалификационной работы.</w:t>
+        <w:t>Полное наименование системы — «Система контроля удалённого доступа на основе анализа траектории изменения сигнала BLE-меток». Краткое наименование — СКУД-BLE.</w:t>
+      </w:r>
+    </w:p>
+    <w:p>
+      <w:pPr/>
+      <w:r>
+        <w:rPr>
+          <w:rFonts w:ascii="Times New Roman" w:hAnsi="Times New Roman"/>
+          <w:sz w:val="28"/>
+        </w:rPr>
+        <w:t>Заказчик и разработчик системы — ФГБОУ ВО «Югорский государственный университет».</w:t>
+      </w:r>
+    </w:p>
+    <w:p>
+      <w:pPr/>
+      <w:r>
+        <w:rPr>
+          <w:rFonts w:ascii="Times New Roman" w:hAnsi="Times New Roman"/>
+          <w:sz w:val="28"/>
+        </w:rPr>
+        <w:t>Основания для разработки: задание на выполнение выпускной квалификационной работы; ГОСТ 34.602-2020 «Техническое задание на создание автоматизированной системы»; ГОСТ 34.601-90 «Автоматизированные системы. Стадии создания».</w:t>
+      </w:r>
+    </w:p>
+    <w:p>
+      <w:pPr/>
+      <w:r>
+        <w:rPr>
+          <w:rFonts w:ascii="Times New Roman" w:hAnsi="Times New Roman"/>
+          <w:sz w:val="28"/>
+        </w:rPr>
+        <w:t>Плановые сроки начала и окончания работ: начало — февраль 2026 г., окончание — июнь 2026 г., в соответствии с календарным планом выполнения работы.</w:t>
       </w:r>
     </w:p>
     <w:p>
@@ -8548,14 +8581,67 @@
           <w:b/>
           <w:sz w:val="28"/>
         </w:rPr>
-        <w:t>А.2 Назначение и цели создания системы.</w:t>
-      </w:r>
+        <w:t>А.2 Назначение и цели создания системы</w:t>
+      </w:r>
+    </w:p>
+    <w:p>
+      <w:pPr/>
       <w:r>
         <w:rPr>
           <w:rFonts w:ascii="Times New Roman" w:hAnsi="Times New Roman"/>
           <w:sz w:val="28"/>
         </w:rPr>
-        <w:t xml:space="preserve"> Система предназначена для автоматического предоставления доступа (управления электронным замком) при приближении носителя авторизованной BLE-метки к точке прохода. Цель создания — повышение надёжности принятия решения о доступе за счёт анализа траектории сигнала вместо порогового значения RSSI.</w:t>
+        <w:t>Назначение. Система предназначена для автоматического предоставления доступа (управления электронным замком) носителю авторизованной BLE-метки при его целенаправленном приближении к точке прохода.</w:t>
+      </w:r>
+    </w:p>
+    <w:p>
+      <w:pPr/>
+      <w:r>
+        <w:rPr>
+          <w:rFonts w:ascii="Times New Roman" w:hAnsi="Times New Roman"/>
+          <w:sz w:val="28"/>
+        </w:rPr>
+        <w:t>Цели создания:</w:t>
+      </w:r>
+    </w:p>
+    <w:p>
+      <w:pPr/>
+      <w:r>
+        <w:rPr>
+          <w:rFonts w:ascii="Times New Roman" w:hAnsi="Times New Roman"/>
+          <w:sz w:val="28"/>
+        </w:rPr>
+        <w:t>– повышение надёжности принятия решения о доступе за счёт анализа траектории изменения сигнала вместо порогового значения RSSI;</w:t>
+      </w:r>
+    </w:p>
+    <w:p>
+      <w:pPr/>
+      <w:r>
+        <w:rPr>
+          <w:rFonts w:ascii="Times New Roman" w:hAnsi="Times New Roman"/>
+          <w:sz w:val="28"/>
+        </w:rPr>
+        <w:t>– снижение числа ложных срабатываний, вызванных шумом и случайными колебаниями сигнала;</w:t>
+      </w:r>
+    </w:p>
+    <w:p>
+      <w:pPr/>
+      <w:r>
+        <w:rPr>
+          <w:rFonts w:ascii="Times New Roman" w:hAnsi="Times New Roman"/>
+          <w:sz w:val="28"/>
+        </w:rPr>
+        <w:t>– обеспечение бесконтактного доступа без активных действий пользователя.</w:t>
+      </w:r>
+    </w:p>
+    <w:p>
+      <w:pPr/>
+      <w:r>
+        <w:rPr>
+          <w:rFonts w:ascii="Times New Roman" w:hAnsi="Times New Roman"/>
+          <w:sz w:val="28"/>
+        </w:rPr>
+        <w:t>Критериями достижения цели являются: отсутствие предоставления доступа статичной метке вне зоны при наличии шумовых всплесков RSSI; предоставление доступа при устойчивом приближении носителя в зону; корректная обработка нештатных ситуаций (отсутствие замка в базе, неавторизованный носитель).</w:t>
       </w:r>
     </w:p>
     <w:p>
@@ -8566,14 +8652,17 @@
           <w:b/>
           <w:sz w:val="28"/>
         </w:rPr>
-        <w:t>А.3 Характеристика объекта автоматизации.</w:t>
-      </w:r>
+        <w:t>А.3 Характеристика объекта автоматизации</w:t>
+      </w:r>
+    </w:p>
+    <w:p>
+      <w:pPr/>
       <w:r>
         <w:rPr>
           <w:rFonts w:ascii="Times New Roman" w:hAnsi="Times New Roman"/>
           <w:sz w:val="28"/>
         </w:rPr>
-        <w:t xml:space="preserve"> Объект автоматизации — процесс контроля доступа в помещение/на территорию с использованием беспроводных меток. Носителем метки выступает смартфон или аппаратная BLE-метка.</w:t>
+        <w:t>Объект автоматизации — процесс контроля и управления доступом в помещение или на территорию с использованием беспроводных BLE-меток. Носителем идентификатора выступает смартфон или аппаратная BLE-метка, периодически рассылающая рекламные пакеты. Считыватель располагается вблизи точки прохода и измеряет уровень сигнала метки во времени. Исполнительным устройством является электронный замок, управляемый по линии RS-485.</w:t>
       </w:r>
     </w:p>
     <w:p>
@@ -8584,7 +8673,7 @@
           <w:b/>
           <w:sz w:val="28"/>
         </w:rPr>
-        <w:t>А.4 Требования к системе.</w:t>
+        <w:t>А.4 Требования к системе</w:t>
       </w:r>
     </w:p>
     <w:p>
@@ -8594,7 +8683,7 @@
           <w:rFonts w:ascii="Times New Roman" w:hAnsi="Times New Roman"/>
           <w:sz w:val="28"/>
         </w:rPr>
-        <w:t>– к функциям: приём рекламных пакетов и измерение RSSI; сглаживание сигнала; оценка расстояния; определение тренда приближения; проверка авторизации носителя; принятие решения о доступе; формирование команды управления замком;</w:t>
+        <w:t>*А.4.1 Требования к системе в целом.* Система строится по модульному принципу и включает BLE-метку, сканер, анализатор траектории, модуль авторизации и исполнительный модуль. Система должна функционировать в режиме реального времени, обеспечивать масштабируемость по числу одновременно сопровождаемых носителей, устойчивость к шуму измерений и отсутствие ложных срабатываний. Требования безопасности: предоставление доступа только авторизованным носителям, ведение журнала обмена. Эргономические требования: наличие графического интерфейса настольного приложения и мобильного приложения с отображением хода обмена.</w:t>
       </w:r>
     </w:p>
     <w:p>
@@ -8604,7 +8693,7 @@
           <w:rFonts w:ascii="Times New Roman" w:hAnsi="Times New Roman"/>
           <w:sz w:val="28"/>
         </w:rPr>
-        <w:t>– к надёжности: устойчивость к шуму измерений и отсутствие ложных срабатываний на статичной метке;</w:t>
+        <w:t>*А.4.2 Требования к функциям.* Система должна выполнять:</w:t>
       </w:r>
     </w:p>
     <w:p>
@@ -8614,7 +8703,7 @@
           <w:rFonts w:ascii="Times New Roman" w:hAnsi="Times New Roman"/>
           <w:sz w:val="28"/>
         </w:rPr>
-        <w:t>– к видам обеспечения: программное обеспечение — кроссплатформенное (Windows, Android, iOS); техническое — преобразователь BLE → RS-485 (HM10) и контроллер замка;</w:t>
+        <w:t>– приём рекламных пакетов BLE-меток и измерение RSSI с отметкой времени;</w:t>
       </w:r>
     </w:p>
     <w:p>
@@ -8624,7 +8713,107 @@
           <w:rFonts w:ascii="Times New Roman" w:hAnsi="Times New Roman"/>
           <w:sz w:val="28"/>
         </w:rPr>
-        <w:t>– к интерфейсу: графический интерфейс настольного приложения и мобильное приложение с журналом обмена.</w:t>
+        <w:t>– сглаживание сигнала фильтром Калмана и оценку расстояния по модели затухания;</w:t>
+      </w:r>
+    </w:p>
+    <w:p>
+      <w:pPr/>
+      <w:r>
+        <w:rPr>
+          <w:rFonts w:ascii="Times New Roman" w:hAnsi="Times New Roman"/>
+          <w:sz w:val="28"/>
+        </w:rPr>
+        <w:t>– определение тренда приближения носителя;</w:t>
+      </w:r>
+    </w:p>
+    <w:p>
+      <w:pPr/>
+      <w:r>
+        <w:rPr>
+          <w:rFonts w:ascii="Times New Roman" w:hAnsi="Times New Roman"/>
+          <w:sz w:val="28"/>
+        </w:rPr>
+        <w:t>– принятие решения о доступе конечным автоматом по факту устойчивого приближения в зону;</w:t>
+      </w:r>
+    </w:p>
+    <w:p>
+      <w:pPr/>
+      <w:r>
+        <w:rPr>
+          <w:rFonts w:ascii="Times New Roman" w:hAnsi="Times New Roman"/>
+          <w:sz w:val="28"/>
+        </w:rPr>
+        <w:t>– проверку полномочий носителя по базе авторизованных устройств;</w:t>
+      </w:r>
+    </w:p>
+    <w:p>
+      <w:pPr/>
+      <w:r>
+        <w:rPr>
+          <w:rFonts w:ascii="Times New Roman" w:hAnsi="Times New Roman"/>
+          <w:sz w:val="28"/>
+        </w:rPr>
+        <w:t>– формирование и передачу команды управления исполнительным устройством;</w:t>
+      </w:r>
+    </w:p>
+    <w:p>
+      <w:pPr/>
+      <w:r>
+        <w:rPr>
+          <w:rFonts w:ascii="Times New Roman" w:hAnsi="Times New Roman"/>
+          <w:sz w:val="28"/>
+        </w:rPr>
+        <w:t>– генерацию BLE-меток и отображение результатов сканирования (для тестирования и настройки).</w:t>
+      </w:r>
+    </w:p>
+    <w:p>
+      <w:pPr/>
+      <w:r>
+        <w:rPr>
+          <w:rFonts w:ascii="Times New Roman" w:hAnsi="Times New Roman"/>
+          <w:sz w:val="28"/>
+        </w:rPr>
+        <w:t>*А.4.3 Требования к видам обеспечения.*</w:t>
+      </w:r>
+    </w:p>
+    <w:p>
+      <w:pPr/>
+      <w:r>
+        <w:rPr>
+          <w:rFonts w:ascii="Times New Roman" w:hAnsi="Times New Roman"/>
+          <w:sz w:val="28"/>
+        </w:rPr>
+        <w:t>– программное обеспечение — кроссплатформенное (Windows, Android, iOS); настольный инструмент на языке Python, мобильное приложение на Flutter;</w:t>
+      </w:r>
+    </w:p>
+    <w:p>
+      <w:pPr/>
+      <w:r>
+        <w:rPr>
+          <w:rFonts w:ascii="Times New Roman" w:hAnsi="Times New Roman"/>
+          <w:sz w:val="28"/>
+        </w:rPr>
+        <w:t>– техническое обеспечение — преобразователь BLE → RS-485 (модуль HM10), контроллер электронного замка, устройство со встроенным модулем BLE (смартфон или ПК) в роли считывателя;</w:t>
+      </w:r>
+    </w:p>
+    <w:p>
+      <w:pPr/>
+      <w:r>
+        <w:rPr>
+          <w:rFonts w:ascii="Times New Roman" w:hAnsi="Times New Roman"/>
+          <w:sz w:val="28"/>
+        </w:rPr>
+        <w:t>– информационное обеспечение — база авторизованных носителей (соответствие «токен — носитель») и таблица замков;</w:t>
+      </w:r>
+    </w:p>
+    <w:p>
+      <w:pPr/>
+      <w:r>
+        <w:rPr>
+          <w:rFonts w:ascii="Times New Roman" w:hAnsi="Times New Roman"/>
+          <w:sz w:val="28"/>
+        </w:rPr>
+        <w:t>– лингвистическое обеспечение — язык интерфейса русский.</w:t>
       </w:r>
     </w:p>
     <w:p>
@@ -8635,14 +8824,17 @@
           <w:b/>
           <w:sz w:val="28"/>
         </w:rPr>
-        <w:t>А.5 Состав и содержание работ.</w:t>
-      </w:r>
+        <w:t>А.5 Состав и содержание работ по созданию системы</w:t>
+      </w:r>
+    </w:p>
+    <w:p>
+      <w:pPr/>
       <w:r>
         <w:rPr>
           <w:rFonts w:ascii="Times New Roman" w:hAnsi="Times New Roman"/>
           <w:sz w:val="28"/>
         </w:rPr>
-        <w:t xml:space="preserve"> Анализ предметной области; разработка архитектуры и алгоритма; реализация компонентов; тестирование; оформление документации.</w:t>
+        <w:t>Анализ предметной области и выбор методов; разработка архитектуры и алгоритма анализа траектории; реализация программных компонентов (сканер, генератор, анализатор, мобильное приложение, модуль управления); тестирование (имитационное моделирование и натурная проверка); оформление документации. Сроки выполнения этапов — в соответствии с календарным планом.</w:t>
       </w:r>
     </w:p>
     <w:p>
@@ -8653,14 +8845,80 @@
           <w:b/>
           <w:sz w:val="28"/>
         </w:rPr>
-        <w:t>А.6 Порядок контроля и приёмки.</w:t>
-      </w:r>
+        <w:t>А.6 Порядок контроля и приёмки системы</w:t>
+      </w:r>
+    </w:p>
+    <w:p>
+      <w:pPr/>
       <w:r>
         <w:rPr>
           <w:rFonts w:ascii="Times New Roman" w:hAnsi="Times New Roman"/>
           <w:sz w:val="28"/>
         </w:rPr>
-        <w:t xml:space="preserve"> Приёмка осуществляется по результатам имитационного моделирования и натурных испытаний согласно программе и методике испытаний (приложение Б).</w:t>
+        <w:t>Контроль осуществляется по результатам имитационного моделирования и натурных испытаний в соответствии с программой и методикой испытаний (приложение Б). Система считается принятой при успешном выполнении всех проверок таблицы результатов тестирования и соответствии её поведения заложенному алгоритму.</w:t>
+      </w:r>
+    </w:p>
+    <w:p>
+      <w:pPr/>
+      <w:r>
+        <w:rPr>
+          <w:rFonts w:ascii="Times New Roman" w:hAnsi="Times New Roman"/>
+          <w:b/>
+          <w:sz w:val="28"/>
+        </w:rPr>
+        <w:t>А.7 Требования к подготовке объекта к вводу системы в действие</w:t>
+      </w:r>
+    </w:p>
+    <w:p>
+      <w:pPr/>
+      <w:r>
+        <w:rPr>
+          <w:rFonts w:ascii="Times New Roman" w:hAnsi="Times New Roman"/>
+          <w:sz w:val="28"/>
+        </w:rPr>
+        <w:t>Установка считывателя и преобразователя BLE → RS-485 вблизи точки прохода; согласование скорости обмена (бодрейта) модуля HM10 со стороной RS-485; внесение носителей в базу авторизованных устройств; задание параметров алгоритма (радиус зоны доступа, порог устойчивости, параметры фильтра) под условия эксплуатации.</w:t>
+      </w:r>
+    </w:p>
+    <w:p>
+      <w:pPr/>
+      <w:r>
+        <w:rPr>
+          <w:rFonts w:ascii="Times New Roman" w:hAnsi="Times New Roman"/>
+          <w:b/>
+          <w:sz w:val="28"/>
+        </w:rPr>
+        <w:t>А.8 Требования к документированию</w:t>
+      </w:r>
+    </w:p>
+    <w:p>
+      <w:pPr/>
+      <w:r>
+        <w:rPr>
+          <w:rFonts w:ascii="Times New Roman" w:hAnsi="Times New Roman"/>
+          <w:sz w:val="28"/>
+        </w:rPr>
+        <w:t>В состав документации входят: пояснительная записка; настоящее техническое задание; программа и методика испытаний (приложение Б); листинг исходного кода (приложение В); руководства пользователя и администратора (подраздел 3.3).</w:t>
+      </w:r>
+    </w:p>
+    <w:p>
+      <w:pPr/>
+      <w:r>
+        <w:rPr>
+          <w:rFonts w:ascii="Times New Roman" w:hAnsi="Times New Roman"/>
+          <w:b/>
+          <w:sz w:val="28"/>
+        </w:rPr>
+        <w:t>А.9 Источники разработки</w:t>
+      </w:r>
+    </w:p>
+    <w:p>
+      <w:pPr/>
+      <w:r>
+        <w:rPr>
+          <w:rFonts w:ascii="Times New Roman" w:hAnsi="Times New Roman"/>
+          <w:sz w:val="28"/>
+        </w:rPr>
+        <w:t>Методические указания ЮГУ по выполнению выпускной квалификационной работы; ГОСТ 34.602-2020, ГОСТ 34.601-90; научные публикации и техническая документация, приведённые в списке использованных источников.</w:t>
       </w:r>
     </w:p>
     <w:p>

--- a/diploma/ВКР.docx
+++ b/diploma/ВКР.docx
@@ -86,7 +86,7 @@
           <w:rFonts w:ascii="Times New Roman" w:hAnsi="Times New Roman"/>
           <w:sz w:val="28"/>
         </w:rPr>
-        <w:t>The graduation qualification work comprises ____ pages, 9 figures, 6 tables, 35 references and 3 appendices.</w:t>
+        <w:t>The final qualifying work comprises ____ pages, 9 figures, 6 tables, 35 references and 3 appendices.</w:t>
       </w:r>
     </w:p>
     <w:p>
@@ -628,7 +628,7 @@
           <w:rFonts w:ascii="Times New Roman" w:hAnsi="Times New Roman"/>
           <w:sz w:val="28"/>
         </w:rPr>
-        <w:t>ISM — диапазон для промышленных, научных и медицинских применений</w:t>
+        <w:t>ISM — диапазон частот для промышленных, научных и медицинских применений (Industrial, Scientific and Medical)</w:t>
       </w:r>
     </w:p>
     <w:p>
@@ -648,7 +648,7 @@
           <w:rFonts w:ascii="Times New Roman" w:hAnsi="Times New Roman"/>
           <w:sz w:val="28"/>
         </w:rPr>
-        <w:t>RSSI — показатель уровня принимаемого сигнала (Received Signal Strength Indicator)</w:t>
+        <w:t>RS-485 — стандарт интерфейса последовательной передачи данных</w:t>
       </w:r>
     </w:p>
     <w:p>
@@ -658,7 +658,7 @@
           <w:rFonts w:ascii="Times New Roman" w:hAnsi="Times New Roman"/>
           <w:sz w:val="28"/>
         </w:rPr>
-        <w:t>UUID — универсальный уникальный идентификатор</w:t>
+        <w:t>RSSI — показатель уровня принимаемого сигнала (Received Signal Strength Indicator)</w:t>
       </w:r>
     </w:p>
     <w:p>
@@ -668,7 +668,7 @@
           <w:rFonts w:ascii="Times New Roman" w:hAnsi="Times New Roman"/>
           <w:sz w:val="28"/>
         </w:rPr>
-        <w:t>дБм — децибел-милливатт</w:t>
+        <w:t>UUID — универсальный уникальный идентификатор (Universally Unique Identifier)</w:t>
       </w:r>
     </w:p>
     <w:p>
@@ -678,7 +678,7 @@
           <w:rFonts w:ascii="Times New Roman" w:hAnsi="Times New Roman"/>
           <w:sz w:val="28"/>
         </w:rPr>
-        <w:t>МНК — метод наименьших квадратов</w:t>
+        <w:t>дБ — децибел</w:t>
       </w:r>
     </w:p>
     <w:p>
@@ -688,7 +688,7 @@
           <w:rFonts w:ascii="Times New Roman" w:hAnsi="Times New Roman"/>
           <w:sz w:val="28"/>
         </w:rPr>
-        <w:t>СКУД — система контроля и управления доступом</w:t>
+        <w:t>дБм — децибел-милливатт</w:t>
       </w:r>
     </w:p>
     <w:p>
@@ -698,7 +698,17 @@
           <w:rFonts w:ascii="Times New Roman" w:hAnsi="Times New Roman"/>
           <w:sz w:val="28"/>
         </w:rPr>
-        <w:t>RS-485 — стандарт интерфейса последовательной передачи данных</w:t>
+        <w:t>МНК — метод наименьших квадратов</w:t>
+      </w:r>
+    </w:p>
+    <w:p>
+      <w:pPr/>
+      <w:r>
+        <w:rPr>
+          <w:rFonts w:ascii="Times New Roman" w:hAnsi="Times New Roman"/>
+          <w:sz w:val="28"/>
+        </w:rPr>
+        <w:t>СКУД — система контроля и управления доступом</w:t>
       </w:r>
     </w:p>
     <w:p>
@@ -750,7 +760,7 @@
           <w:rFonts w:ascii="Times New Roman" w:hAnsi="Times New Roman"/>
           <w:sz w:val="28"/>
         </w:rPr>
-        <w:t>Однако величина RSSI существенно зашумлена и нестабильна: на неё влияют переотражения сигнала, экранирование телом человека, ориентация антенны и помехи от других радиоустройств. Вследствие этого решение о предоставлении доступа, принимаемое по одному мгновенному значению RSSI или по простому порогу, оказывается ненадёжным — возникают ложные срабатывания, система чувствительна к случайным всплескам сигнала и не отличает целенаправленное приближение носителя от статичного присутствия метки поблизости или поднесения сигнала извне.</w:t>
+        <w:t>Однако величина RSSI существенно зашумлена и нестабильна: на неё влияют переотражения сигнала, экранирование телом человека, ориентация антенны и помехи от других радиоустройств. Вследствие этого решение о предоставлении доступа, принимаемое по одному мгновенному значению RSSI или по простому порогу, оказывается ненадёжным — возникают ложные срабатывания, система чувствительна к случайным всплескам сигнала и не отличает целенаправленное приближение носителя от статичного присутствия метки поблизости или ретрансляции сигнала извне.</w:t>
       </w:r>
     </w:p>
     <w:p>
@@ -1018,7 +1028,7 @@
           <w:rFonts w:ascii="Times New Roman" w:hAnsi="Times New Roman"/>
           <w:sz w:val="28"/>
         </w:rPr>
-        <w:t>Bluetooth Low Energy (BLE) — энергоэффективная разновидность технологии беспроводной передачи данных малого радиуса действия, представленная в спецификации Bluetooth Core 4.0 (2010 г.) и получившая дальнейшее развитие в версиях 4.1–5.x [1]. В отличие от классического Bluetooth (BR/EDR), ориентированного на потоковую передачу данных, BLE спроектирован для устройств с жёсткими ограничениями по энергопотреблению — датчиков, носимой электроники, меток, — которые передают небольшие порции данных через значительные интервалы времени и большую часть времени находятся в спящем режиме [2]. Типичная дальность связи BLE составляет 10–30 м, а энергопотребление приёмопередатчика при передаче, как правило, не превышает 15 мА; в версии Bluetooth 5 поддерживается скорость передачи данных до 2 Мбит/с [31, 34].</w:t>
+        <w:t>Bluetooth Low Energy (BLE) — энергоэффективная разновидность технологии беспроводной передачи данных малого радиуса действия, представленная в спецификации Bluetooth Core 4.0 (2010 г.) и получившая дальнейшее развитие в версиях 4.1–5.x [1]. В отличие от классического Bluetooth (BR/EDR), ориентированного на потоковую передачу данных, BLE спроектирован для устройств с жёсткими ограничениями по энергопотреблению — датчиков, носимой электроники, меток, — которые передают небольшие порции данных через значительные интервалы времени и большую часть времени находятся в спящем режиме [2]. Типичная дальность связи BLE составляет 10–30 м, а потребляемый приёмопередатчиком ток при передаче, как правило, не превышает 15 мА; в версии Bluetooth 5 поддерживается скорость передачи данных до 2 Мбит/с [31, 34].</w:t>
       </w:r>
     </w:p>
     <w:p>
@@ -1038,7 +1048,7 @@
           <w:rFonts w:ascii="Times New Roman" w:hAnsi="Times New Roman"/>
           <w:sz w:val="28"/>
         </w:rPr>
-        <w:t>Профиль доступа к атрибутам (GAP, Generic Access Profile) определяет четыре роли устройств: широковещатель (broadcaster) и наблюдатель (observer) — для режима без установления соединения, а также периферийное (peripheral) и центральное (central) устройства — для режима соединения. Таким образом, BLE поддерживает два принципиально разных режима взаимодействия:</w:t>
+        <w:t>Профиль доступа (GAP, Generic Access Profile) определяет четыре роли устройств: широковещатель (broadcaster) и наблюдатель (observer) — для режима без установления соединения, а также периферийное (peripheral) и центральное (central) устройства — для режима соединения. Таким образом, BLE поддерживает два принципиально разных режима взаимодействия:</w:t>
       </w:r>
     </w:p>
     <w:p>
@@ -1870,7 +1880,7 @@
           <w:rFonts w:ascii="Times New Roman" w:hAnsi="Times New Roman"/>
           <w:sz w:val="28"/>
         </w:rPr>
-        <w:t>Архитектура BLE построена по уровневому принципу и разделена на контроллер и хост. Контроллер включает физический уровень (PHY) и канальный уровень (Link Layer); хост — протокол адаптации и управления логическими каналами (L2CAP), протокол атрибутов (ATT), профиль обобщённых атрибутов (GATT) и профиль доступа (GAP). Физический уровень использует гауссову частотную манипуляцию (GFSK) и обеспечивает базовую скорость 1 Мбит/с. Канальный уровень формирует пакеты, управляет состояниями устройства (ожидание, реклама, сканирование, соединение) и реализует адаптивную перестройку частоты в режиме соединения. В установленном соединении максимальный размер передаваемого блока данных (MTU) достигает 251 байта начиная с версии 4.2 [33].</w:t>
+        <w:t>Архитектура BLE построена по уровневому принципу и разделена на контроллер и хост. Контроллер включает физический уровень (PHY) и канальный уровень (Link Layer); хост — протокол адаптации и управления логическими каналами (L2CAP), протокол атрибутов (ATT), профиль обобщённых атрибутов (GATT) и профиль доступа (GAP). Физический уровень использует гауссову частотную манипуляцию (GFSK) и обеспечивает базовую скорость 1 Мбит/с. Канальный уровень формирует пакеты, управляет состояниями устройства (ожидание, реклама, сканирование, соединение) и реализует адаптивную перестройку частоты в режиме соединения. В установленном соединении максимальный размер полезной нагрузки пакета данных канального уровня достигает 251 байта начиная с версии 4.2 [33].</w:t>
       </w:r>
     </w:p>
     <w:p>
@@ -2145,7 +2155,7 @@
           <w:rFonts w:ascii="Times New Roman" w:hAnsi="Times New Roman"/>
           <w:sz w:val="28"/>
         </w:rPr>
-        <w:t xml:space="preserve"> — поглощение сигнала телом носителя метки может снижать RSSI на 10 dBm и более;</w:t>
+        <w:t xml:space="preserve"> — поглощение сигнала телом носителя метки может снижать RSSI на 10 дБ и более;</w:t>
       </w:r>
     </w:p>
     <w:p>
@@ -2230,7 +2240,7 @@
           <w:rFonts w:ascii="Times New Roman" w:hAnsi="Times New Roman"/>
           <w:sz w:val="28"/>
         </w:rPr>
-        <w:t>Вследствие перечисленных факторов измеряемый RSSI представляет собой нестационарный зашумлённый сигнал с дисперсией в несколько dBm даже при неподвижной метке. Прямое применение формулы (1.2) к «сырому» RSSI даёт оценку расстояния, скачкообразно меняющуюся в широких пределах, что недопустимо для надёжного принятия решения о доступе. Это обуславливает необходимость предварительной фильтрации сигнала и анализа его динамики во времени.</w:t>
+        <w:t>Вследствие перечисленных факторов измеряемый RSSI представляет собой нестационарный зашумлённый сигнал с разбросом значений в несколько дБ даже при неподвижной метке. Прямое применение формулы (1.2) к «сырому» RSSI даёт оценку расстояния, скачкообразно меняющуюся в широких пределах, что недопустимо для надёжного принятия решения о доступе. Это обуславливает необходимость предварительной фильтрации сигнала и анализа его динамики во времени.</w:t>
       </w:r>
     </w:p>
     <w:p>
@@ -2381,7 +2391,7 @@
           <w:rFonts w:ascii="Times New Roman" w:hAnsi="Times New Roman"/>
           <w:sz w:val="28"/>
         </w:rPr>
-        <w:t>где X — гауссова случайная величина с нулевым математическим ожиданием и среднеквадратическим отклонением σ (теневое затухание), отражающая влияние переотражений и экранирования. Типичные значения σ в помещениях составляют 4–10 dBm. Наличие случайной составляющей означает, что при фиксированном расстоянии измеренный RSSI образует распределение, а не единственное значение.</w:t>
+        <w:t>где X — гауссова случайная величина с нулевым математическим ожиданием и среднеквадратическим отклонением σ (теневое затухание), отражающая влияние переотражений и экранирования. Типичные значения σ в помещениях составляют 4–10 дБ. Наличие случайной составляющей означает, что при фиксированном расстоянии измеренный RSSI образует распределение, а не единственное значение.</w:t>
       </w:r>
     </w:p>
     <w:p>
@@ -2391,7 +2401,7 @@
           <w:rFonts w:ascii="Times New Roman" w:hAnsi="Times New Roman"/>
           <w:sz w:val="28"/>
         </w:rPr>
-        <w:t>Из логарифмического характера модели следует важное свойство: погрешность оценки расстояния возрастает с увеличением расстояния. Вблизи метки изменение RSSI на 1 dBm соответствует малому изменению расстояния, тогда как на большом удалении то же изменение RSSI соответствует значительному изменению оценки расстояния. Это обуславливает выбор небольшого радиуса зоны доступа, в пределах которого оценка расстояния наиболее точна.</w:t>
+        <w:t>Из логарифмического характера модели следует важное свойство: погрешность оценки расстояния возрастает с увеличением расстояния. Вблизи метки изменение RSSI на 1 дБ соответствует малому изменению расстояния, тогда как на большом удалении то же изменение RSSI соответствует значительному изменению оценки расстояния. Это обуславливает выбор небольшого радиуса зоны доступа, в пределах которого оценка расстояния наиболее точна.</w:t>
       </w:r>
     </w:p>
     <w:p>
@@ -3958,7 +3968,7 @@
           <w:rFonts w:ascii="Times New Roman" w:hAnsi="Times New Roman"/>
           <w:sz w:val="28"/>
         </w:rPr>
-        <w:t>– принятие решения о доступе на основе анализа траектории изменения сигнала (устойчивого приближения носителя в зону доступа), а не по мгновенному значению RSSI;</w:t>
+        <w:t>– принятие решения о доступе на основе анализа траектории изменения сигнала (устойчивого входа носителя в зону доступа), а не по мгновенному значению RSSI;</w:t>
       </w:r>
     </w:p>
     <w:p>
@@ -4222,7 +4232,7 @@
           <w:rFonts w:ascii="Times New Roman" w:hAnsi="Times New Roman"/>
           <w:sz w:val="28"/>
         </w:rPr>
-        <w:t>При одновременном выполнении двух условий — носитель авторизован и анализатор зафиксировал устойчивое приближение в зону доступа — формируется команда открытия, которая передаётся исполнительному модулю. Команда поступает на преобразователь BLE → RS-485 (HM10) и далее по шине RS-485 — на контроллер замка. Контроллер обращается к таблице замков: если запрашиваемый замок присутствует в таблице, выполняется открытие; в противном случае запрос перенаправляется на центральный узел системы. Такое построение обеспечивает локальную обработку типовых запросов и централизованную обработку исключительных случаев.</w:t>
+        <w:t>При одновременном выполнении двух условий — носитель авторизован и анализатор зафиксировал устойчивый вход в зону доступа — формируется команда открытия, которая передаётся исполнительному модулю. Команда поступает на преобразователь BLE → RS-485 (HM10) и далее по шине RS-485 — на контроллер замка. Контроллер обращается к таблице замков: если запрашиваемый замок присутствует в таблице, выполняется открытие; в противном случае запрос перенаправляется на центральный узел системы. Такое построение обеспечивает локальную обработку типовых запросов и централизованную обработку исключительных случаев.</w:t>
       </w:r>
     </w:p>
     <w:p>
@@ -4364,7 +4374,7 @@
           <w:rFonts w:ascii="Times New Roman" w:hAnsi="Times New Roman"/>
           <w:sz w:val="28"/>
         </w:rPr>
-        <w:t>где tᵢ, sᵢ — время и сглаженное значение RSSI i-го измерения в окне; t̄, s̄ — их средние значения; k — наклон, dBm/с. Положительный наклон (k &gt; ε) означает рост уровня сигнала, то есть приближение носителя; отрицательный (k &lt; −ε) — удаление; значения |k| ≤ ε соответствуют отсутствию выраженного движения. Порог ε задаёт чувствительность к движению и подавляет реакцию на малые случайные колебания.</w:t>
+        <w:t>где tᵢ, sᵢ — время и сглаженное значение RSSI i-го измерения в окне; t̄, s̄ — их средние значения; k — наклон, дБ/с. Положительный наклон (k &gt; ε) означает рост уровня сигнала, то есть приближение носителя; отрицательный (k &lt; −ε) — удаление; значения |k| ≤ ε соответствуют отсутствию выраженного движения. Порог ε задаёт чувствительность к движению и подавляет реакцию на малые случайные колебания.</w:t>
       </w:r>
     </w:p>
     <w:p>
@@ -5386,7 +5396,7 @@
                 <w:rFonts w:ascii="Times New Roman" w:hAnsi="Times New Roman"/>
                 <w:sz w:val="24"/>
               </w:rPr>
-              <w:t>0,2 dBm/с</w:t>
+              <w:t>0,2 дБ/с</w:t>
             </w:r>
           </w:p>
         </w:tc>
@@ -5820,7 +5830,7 @@
                 <w:rFonts w:ascii="Times New Roman" w:hAnsi="Times New Roman"/>
                 <w:sz w:val="24"/>
               </w:rPr>
-              <w:t>идентификатор носителя/устройства (7 байт), незанятое — 0x00</w:t>
+              <w:t>идентификатор носителя/устройства (7 байт), незанятые байты — 0x00</w:t>
             </w:r>
           </w:p>
         </w:tc>
@@ -6028,7 +6038,7 @@
           <w:rFonts w:ascii="Times New Roman" w:hAnsi="Times New Roman"/>
           <w:sz w:val="28"/>
         </w:rPr>
-        <w:t>– повышенную устойчивость к попыткам несанкционированного доступа, требующую воспроизведения характерной траектории, а не просто сильного сигнала.</w:t>
+        <w:t>– повышенную устойчивость к попыткам несанкционированного доступа: для получения доступа требуется воспроизведение характерной траектории, а не просто сильный сигнал.</w:t>
       </w:r>
     </w:p>
     <w:p>
@@ -6168,7 +6178,7 @@
           <w:rFonts w:ascii="Times New Roman" w:hAnsi="Times New Roman"/>
           <w:sz w:val="28"/>
         </w:rPr>
-        <w:t>В настоящей главе описывается программная реализация компонентов системы, разработанных в соответствии с архитектурой и алгоритмом второй главы, обосновывается выбор аппаратно-программных средств, приводятся ключевые фрагменты кода и блок-схема алгоритма, а также излагаются методика и результаты тестирования и руководства пользователя и администратора.</w:t>
+        <w:t>В настоящей главе описывается программная реализация компонентов системы, разработанных в соответствии с архитектурой и алгоритмом второй главы, обосновывается выбор аппаратно-программных средств, приводятся ключевые фрагменты кода и блок-схема алгоритма, излагаются методика и результаты тестирования, а также приводятся руководства пользователя и администратора.</w:t>
       </w:r>
     </w:p>
     <w:p>
@@ -6364,7 +6374,7 @@
           <w:rFonts w:ascii="Times New Roman" w:hAnsi="Times New Roman"/>
           <w:sz w:val="28"/>
         </w:rPr>
-        <w:t>Настольное приложение реализовано в виде многооконного интерфейса с вкладками «Сканер», «Генератор», «Замки» и «Шлюз», что позволяет в одном инструменте выполнять весь цикл: генерацию метки, приём и анализ сигнала и отправку команды. Общий вид настольного приложения приведён на рисунке 3.1.</w:t>
+        <w:t>Настольное приложение реализовано в виде многооконного интерфейса с вкладками «Сканер», «Генератор», «Замки» и «Шлюз», что позволяет в одном инструменте выполнять весь цикл: генерацию метки, приём и анализ сигнала, отправку команды. Общий вид настольного приложения приведён на рисунке 3.1.</w:t>
       </w:r>
     </w:p>
     <w:p>
@@ -6410,7 +6420,7 @@
           <w:rFonts w:ascii="Times New Roman" w:hAnsi="Times New Roman"/>
           <w:sz w:val="28"/>
         </w:rPr>
-        <w:t>Сканер реализован на базе класса BleakScanner библиотеки bleak, работающего в отдельном потоке. При приёме каждого рекламного пакета регистрируется обратный вызов, в котором извлекаются адрес устройства, имя, набор рекламных полей и значение RSSI. Поддерживается распознавание форматов iBeacon (по идентификатору производителя 0x004C) и Eddystone (по служебным данным 0xFEAA). Для каждого обнаруженного устройства формируется запись, отображаемая в интерфейсе, при этом порядок устройств в списке фиксируется по первому появлению, а значения (RSSI, поля) обновляются «на месте», что обеспечивает устойчивое отображение без перескакивания строк.</w:t>
+        <w:t>Сканер реализован на базе класса BleakScanner библиотеки bleak, работающего в отдельном потоке. При приёме каждого рекламного пакета вызывается зарегистрированный обратный вызов, в котором извлекаются адрес устройства, имя, набор рекламных полей и значение RSSI. Поддерживается распознавание форматов iBeacon (по идентификатору производителя 0x004C) и Eddystone (по служебным данным 0xFEAA). Для каждого обнаруженного устройства формируется запись, отображаемая в интерфейсе, при этом порядок устройств в списке фиксируется по первому появлению, а значения (RSSI, поля) обновляются «на месте», что обеспечивает устойчивое отображение без перескакивания строк.</w:t>
       </w:r>
     </w:p>
     <w:p>
@@ -6443,7 +6453,7 @@
           <w:rFonts w:ascii="Times New Roman" w:hAnsi="Times New Roman"/>
           <w:sz w:val="28"/>
         </w:rPr>
-        <w:t>Генератор позволяет вещать метку для тестирования системы. В настольном приложении вещание реализовано через WinRT API (BluetoothLEAdvertisementPublisher) и поддерживает форматы Eddystone (URL, UID) и произвольные данные производителя. Под iOS генератор реализован средствами CoreBluetooth. Следует отметить ограничение платформ: вещание формата iBeacon на Windows и из приложения iOS в фоновом режиме ограничено производителями операционных систем, что учтено при выборе форматов.</w:t>
+        <w:t>Генератор позволяет вещать метку для тестирования системы. В настольном приложении вещание реализовано через WinRT API (BluetoothLEAdvertisementPublisher) и поддерживает форматы Eddystone (URL, UID) и произвольные данные производителя. Под iOS генератор реализован средствами CoreBluetooth. Следует отметить особенность платформ: вещание формата iBeacon на Windows и из приложения iOS в фоновом режиме ограничено производителями операционных систем, что учтено при выборе форматов.</w:t>
       </w:r>
     </w:p>
     <w:p>
@@ -7059,7 +7069,7 @@
           <w:rFonts w:ascii="Times New Roman" w:hAnsi="Times New Roman"/>
           <w:sz w:val="28"/>
         </w:rPr>
-        <w:t>Идентификатор носителя реализован как стабильный токен длиной 7 байт. При первом запуске приложения генерируется криптографически случайный токен, который сохраняется в постоянном хранилище устройства и используется при последующих обращениях. Такое решение устраняет зависимость от MAC-адреса, недоступного и подвергающегося рандомизации на мобильных платформах, и обеспечивает соответствие идентификатора ограничению в 7 байт, отведённому в формате команды. Соответствие токена и носителя хранится в базе авторизованных устройств, что позволяет управлять правами доступа централизованно.</w:t>
+        <w:t>Идентификатор носителя реализован как стабильный токен длиной 7 байт. При первом запуске приложения генерируется криптографически случайный токен, который сохраняется в постоянном хранилище устройства и используется при последующих обращениях. Такое решение устраняет зависимость от MAC-адреса, недоступного и подвергающегося рандомизации на мобильных платформах, и обеспечивает соответствие идентификатора полю длиной 7 байт, отведённому в формате команды. Соответствие токена и носителя хранится в базе авторизованных устройств, что позволяет управлять правами доступа централизованно.</w:t>
       </w:r>
     </w:p>
     <w:p>
@@ -7400,7 +7410,7 @@
                 <w:rFonts w:ascii="Times New Roman" w:hAnsi="Times New Roman"/>
                 <w:sz w:val="24"/>
               </w:rPr>
-              <w:t>Метка приближается в зону доступа</w:t>
+              <w:t>Метка приближается и входит в зону доступа</w:t>
             </w:r>
           </w:p>
         </w:tc>
@@ -7436,7 +7446,7 @@
                 <w:rFonts w:ascii="Times New Roman" w:hAnsi="Times New Roman"/>
                 <w:sz w:val="24"/>
               </w:rPr>
-              <w:t>Разрешён (≈1,8 м, рис. 3.4)</w:t>
+              <w:t>Разрешён (≈1,8 м, рисунок 3.4)</w:t>
             </w:r>
           </w:p>
         </w:tc>
@@ -7510,7 +7520,7 @@
                 <w:rFonts w:ascii="Times New Roman" w:hAnsi="Times New Roman"/>
                 <w:sz w:val="24"/>
               </w:rPr>
-              <w:t>Отказ (рис. 2.3)</w:t>
+              <w:t>Отказ (рисунок 2.3)</w:t>
             </w:r>
           </w:p>
         </w:tc>
@@ -7908,7 +7918,7 @@
           <w:rFonts w:ascii="Times New Roman" w:hAnsi="Times New Roman"/>
           <w:sz w:val="28"/>
         </w:rPr>
-        <w:t>– согласование скорости обмена (бодрейта) модуля HM10 со стороной RS-485.</w:t>
+        <w:t>– согласование скорости обмена модуля HM10 с устройствами на шине RS-485.</w:t>
       </w:r>
     </w:p>
     <w:p>
@@ -8641,7 +8651,7 @@
           <w:rFonts w:ascii="Times New Roman" w:hAnsi="Times New Roman"/>
           <w:sz w:val="28"/>
         </w:rPr>
-        <w:t>Критериями достижения цели являются: отсутствие предоставления доступа статичной метке вне зоны при наличии шумовых всплесков RSSI; предоставление доступа при устойчивом приближении носителя в зону; корректная обработка нештатных ситуаций (отсутствие замка в базе, неавторизованный носитель).</w:t>
+        <w:t>Критериями достижения цели являются: отсутствие предоставления доступа статичной метке вне зоны при наличии шумовых всплесков RSSI; предоставление доступа при устойчивом входе носителя в зону; корректная обработка нештатных ситуаций (отсутствие замка в базе, неавторизованный носитель).</w:t>
       </w:r>
     </w:p>
     <w:p>
@@ -8733,7 +8743,7 @@
           <w:rFonts w:ascii="Times New Roman" w:hAnsi="Times New Roman"/>
           <w:sz w:val="28"/>
         </w:rPr>
-        <w:t>– принятие решения о доступе конечным автоматом по факту устойчивого приближения в зону;</w:t>
+        <w:t>– принятие решения о доступе конечным автоматом по факту устойчивого входа в зону;</w:t>
       </w:r>
     </w:p>
     <w:p>
@@ -8876,7 +8886,7 @@
           <w:rFonts w:ascii="Times New Roman" w:hAnsi="Times New Roman"/>
           <w:sz w:val="28"/>
         </w:rPr>
-        <w:t>Установка считывателя и преобразователя BLE → RS-485 вблизи точки прохода; согласование скорости обмена (бодрейта) модуля HM10 со стороной RS-485; внесение носителей в базу авторизованных устройств; задание параметров алгоритма (радиус зоны доступа, порог устойчивости, параметры фильтра) под условия эксплуатации.</w:t>
+        <w:t>Установка считывателя и преобразователя BLE → RS-485 вблизи точки прохода; согласование скорости обмена модуля HM10 с устройствами на шине RS-485; внесение носителей в базу авторизованных устройств; задание параметров алгоритма (радиус зоны доступа, порог устойчивости, параметры фильтра) под условия эксплуатации.</w:t>
       </w:r>
     </w:p>
     <w:p>

--- a/diploma/ВКР.docx
+++ b/diploma/ВКР.docx
@@ -8997,6 +8997,16 @@
       </w:r>
     </w:p>
     <w:p>
+      <w:pPr/>
+      <w:r>
+        <w:rPr>
+          <w:rFonts w:ascii="Times New Roman" w:hAnsi="Times New Roman"/>
+          <w:sz w:val="28"/>
+        </w:rPr>
+        <w:t>Открытие выполняется передачей двух последовательных команд с паузой около 500 мс, что соответствует двухфазному протоколу контроллера исполнительной части: первая, подготовительная, команда переводит контроллер в режим приёма, вторая инициирует открытие. В подготовительной команде поле идентификатора (байты 1–7) обнуляется, а идентификатор носителя передаётся во второй, исполнительной, команде. Разделение на две фазы повышает устойчивость к ложным срабатываниям от одиночных помех в линии: случайно принятый отдельный кадр без предшествующей подготовки открытия не вызывает. Коды операций обеих команд (байт 0) и номер замка вынесены в параметры конфигурации, что позволяет согласовать протокол с применяемым контроллером без изменения программной части.</w:t>
+      </w:r>
+    </w:p>
+    <w:p>
       <w:pPr>
         <w:pStyle w:val="Heading3"/>
         <w:ind w:firstLine="709"/>
@@ -9017,6 +9027,16 @@
           <w:sz w:val="28"/>
         </w:rPr>
         <w:t>Для идентификации носителя в поле идентификатора (байты 1–7) передаётся токен устройства. Использование MAC-адреса в качестве идентификатора нецелесообразно: на платформе Android приложение не имеет доступа к собственному Bluetooth-адресу (возвращается значение 02:00:00:00:00:00), а сам адрес подвергается рандомизации; полный 128-битный UUID не помещается в отведённые 7 байт. Поэтому в качестве идентификатора используется стабильный 7-байтовый токен (56 бит), генерируемый устройством при первом запуске и сохраняемый между сеансами. Соответствие «токен — носитель» хранится в базе авторизованных устройств на стороне системы.</w:t>
+      </w:r>
+    </w:p>
+    <w:p>
+      <w:pPr/>
+      <w:r>
+        <w:rPr>
+          <w:rFonts w:ascii="Times New Roman" w:hAnsi="Times New Roman"/>
+          <w:sz w:val="28"/>
+        </w:rPr>
+        <w:t>Наряду с токеном устройства система поддерживает идентификацию носителя по номеру телефона: номер кодируется в двоично-десятичном формате (BCD) и размещается в тех же семи байтах поля идентификатора — по две десятичные цифры на байт (до 14 цифр), с дополнением старших разрядов нулями. Этот способ используется в дополнительном канале доступа по входящему звонку (подраздел 2.3.6).</w:t>
       </w:r>
     </w:p>
     <w:p>
@@ -9177,7 +9197,7 @@
           <w:rFonts w:ascii="Times New Roman" w:hAnsi="Times New Roman"/>
           <w:sz w:val="28"/>
         </w:rPr>
-        <w:t>Предложенный подход повышает защищённость системы по сравнению с пороговым, однако имеет ограничения, которые необходимо учитывать. Анализ траектории затрудняет несанкционированный доступ за счёт требования характерной динамики приближения, что снижает эффективность простого удержания метки вблизи считывателя. Вместе с тем полностью исключить атаки ретрансляции (relay), при которых сигнал метки воспроизводится с имитацией приближения, только средствами анализа RSSI невозможно. Для повышения защищённости целесообразно дополнять анализ траектории криптографической аутентификацией носителя (например, динамическими идентификаторами), что является направлением дальнейшего развития.</w:t>
+        <w:t>Предложенный подход повышает защищённость системы по сравнению с пороговым, однако имеет ограничения, которые необходимо учитывать. Анализ траектории затрудняет несанкционированный доступ за счёт требования характерной динамики приближения, что снижает эффективность простого удержания метки вблизи считывателя. Вместе с тем полностью исключить атаки ретрансляции (relay), при которых сигнал метки воспроизводится с имитацией приближения, только средствами анализа RSSI невозможно. Для повышения защищённости анализ траектории дополнен криптографической аутентификацией носителя на основе динамических идентификаторов: метка передаёт не постоянный токен, а код, вычисляемый по алгоритму HMAC-SHA256 от общего секрета и текущего интервала времени (по принципу одноразовых паролей TOTP) со сменой каждые 30 с. Считыватель независимо вычисляет ожидаемый код и сверяет его с принятым, допуская смежные временные интервалы для компенсации рассинхронизации часов. Тем самым перехваченный рекламный пакет теряет силу в следующем интервале, и доступ простым воспроизведением ранее записанного сигнала становится невозможен. Дальнейшим направлением усиления защиты является переход к двустороннему протоколу «запрос — ответ» (challenge — response), устраняющему и атаки ретрансляции.</w:t>
       </w:r>
     </w:p>
     <w:p>
@@ -9336,7 +9356,7 @@
                 <w:rFonts w:ascii="Times New Roman" w:hAnsi="Times New Roman"/>
                 <w:sz w:val="24"/>
               </w:rPr>
-              <w:t>токен носителя проверяется по базе; журналирование событий; в перспективе — динамические идентификаторы</w:t>
+              <w:t>токен проверяется по базе, события журналируются; реализована динамическая идентификация (rolling-code на основе HMAC-SHA256 со сменой кода каждые 30 с)</w:t>
             </w:r>
           </w:p>
         </w:tc>
@@ -9448,7 +9468,63 @@
                 <w:rFonts w:ascii="Times New Roman" w:hAnsi="Times New Roman"/>
                 <w:sz w:val="24"/>
               </w:rPr>
-              <w:t>анализом RSSI устраняется частично [10]; направление развития — криптографическая аутентификация</w:t>
+              <w:t>анализом RSSI устраняется частично [10]; направление развития — протокол «запрос — ответ»</w:t>
+            </w:r>
+          </w:p>
+        </w:tc>
+      </w:tr>
+      <w:tr>
+        <w:tc>
+          <w:tcPr>
+            <w:tcW w:type="dxa" w:w="3324"/>
+          </w:tcPr>
+          <w:p>
+            <w:pPr>
+              <w:spacing w:line="240" w:lineRule="auto"/>
+              <w:ind w:firstLine="0"/>
+            </w:pPr>
+            <w:r>
+              <w:rPr>
+                <w:rFonts w:ascii="Times New Roman" w:hAnsi="Times New Roman"/>
+                <w:sz w:val="24"/>
+              </w:rPr>
+              <w:t>Подмена номера телефона</w:t>
+            </w:r>
+          </w:p>
+        </w:tc>
+        <w:tc>
+          <w:tcPr>
+            <w:tcW w:type="dxa" w:w="3324"/>
+          </w:tcPr>
+          <w:p>
+            <w:pPr>
+              <w:spacing w:line="240" w:lineRule="auto"/>
+              <w:ind w:firstLine="0"/>
+            </w:pPr>
+            <w:r>
+              <w:rPr>
+                <w:rFonts w:ascii="Times New Roman" w:hAnsi="Times New Roman"/>
+                <w:sz w:val="24"/>
+              </w:rPr>
+              <w:t>имитация номера в канале доступа по звонку (caller ID spoofing)</w:t>
+            </w:r>
+          </w:p>
+        </w:tc>
+        <w:tc>
+          <w:tcPr>
+            <w:tcW w:type="dxa" w:w="3324"/>
+          </w:tcPr>
+          <w:p>
+            <w:pPr>
+              <w:spacing w:line="240" w:lineRule="auto"/>
+              <w:ind w:firstLine="0"/>
+            </w:pPr>
+            <w:r>
+              <w:rPr>
+                <w:rFonts w:ascii="Times New Roman" w:hAnsi="Times New Roman"/>
+                <w:sz w:val="24"/>
+              </w:rPr>
+              <w:t>канал вспомогательный, все срабатывания журналируются; основной канал — BLE с анализом траектории и динамическим идентификатором</w:t>
             </w:r>
           </w:p>
         </w:tc>
@@ -9597,7 +9673,50 @@
           <w:rFonts w:ascii="Times New Roman" w:hAnsi="Times New Roman"/>
           <w:sz w:val="28"/>
         </w:rPr>
-        <w:t>Помимо управления замком по каналу BLE → RS-485, архитектура предусматривает интеграцию с внешними системами автоматизации здания через программный шлюз. Шлюз выполняет сканирование рекламных пакетов, отбирает метки заданного формата по идентификатору, сверяет их с перечнем авторизованных носителей и при выполнении условий доступа отправляет HTTP-запрос (webhook) платформе автоматизации, которая управляет исполнительным устройством — например, приводом ворот. Конфигурация шлюза включает адрес платформы, идентификатор webhook, общий UUID меток, пороговый уровень сигнала (−65 dBm, согласованный с расчётом по формуле (5)), требуемое число подтверждающих измерений и время блокировки повторного срабатывания (cooldown), защищающее от многократной выдачи команды при нахождении носителя в зоне. Шлюз реализует упрощённый двухступенчатый критерий (порог с накоплением выборок) и предназначен для сценариев с низкой ценой ошибки; для точек прохода с повышенными требованиями применяется полный анализ траектории, описанный в подразделе 2.2.</w:t>
+        <w:t>Помимо управления замком по каналу BLE → RS-485, архитектура предусматривает интеграцию с внешними системами автоматизации здания через программный шлюз. Шлюз выполняет сканирование рекламных пакетов, отбирает метки заданного формата по идентификатору, сверяет их с перечнем авторизованных носителей и при выполнении условий доступа отправляет HTTP-запрос (webhook) платформе автоматизации, которая управляет исполнительным устройством — например, приводом ворот. Конфигурация шлюза включает адрес платформы, идентификатор webhook, общий UUID меток, пороговый уровень сигнала (−65 dBm, согласованный с расчётом по формуле (5)), требуемое число подтверждающих измерений и время блокировки повторного срабатывания (cooldown), защищающее от многократной выдачи команды при нахождении носителя в зоне. Шлюз реализует упрощённый двухступенчатый критерий (порог с накоплением выборок) и предназначен для сценариев с низкой ценой ошибки; для точек прохода с повышенными требованиями применяется полный анализ траектории, описанный в подразделе 2.2. Режим принятия решения задаётся параметром конфигурации: шлюз может работать как по упрощённому порогу, так и по полному анализу траектории (с отдельным экземпляром анализатора на каждого носителя), что позволяет согласовать строгость критерия с требованиями конкретной точки прохода без изменения остальной логики.</w:t>
+      </w:r>
+    </w:p>
+    <w:p>
+      <w:pPr>
+        <w:pStyle w:val="Heading3"/>
+        <w:ind w:firstLine="709"/>
+        <w:jc w:val="left"/>
+      </w:pPr>
+      <w:r>
+        <w:rPr>
+          <w:b/>
+        </w:rPr>
+        <w:t>2.3.6 Дополнительный канал доступа по входящему звонку</w:t>
+      </w:r>
+    </w:p>
+    <w:p>
+      <w:pPr/>
+      <w:r>
+        <w:rPr>
+          <w:rFonts w:ascii="Times New Roman" w:hAnsi="Times New Roman"/>
+          <w:sz w:val="28"/>
+        </w:rPr>
+        <w:t>Помимо основного канала на основе BLE-метки и анализа траектории, система предусматривает дополнительный канал — по входящему телефонному звонку, не требующий установки приложения-метки на стороне носителя. Канал реализуется на выделенном телефоне-шлюзе и предназначен для сценариев разового или гостевого прохода, а также как резервный способ при недоступности BLE.</w:t>
+      </w:r>
+    </w:p>
+    <w:p>
+      <w:pPr/>
+      <w:r>
+        <w:rPr>
+          <w:rFonts w:ascii="Times New Roman" w:hAnsi="Times New Roman"/>
+          <w:sz w:val="28"/>
+        </w:rPr>
+        <w:t>Логика канала следующая. При входящем вызове шлюз считывает номер вызывающего абонента и, при включённой соответствующей опции, автоматически отклоняет вызов, не устанавливая соединение. Номер нормализуется (сохраняются последние десять цифр, что делает сравнение независимым от формы записи — с префиксом «+7», «8» и т. п.) и сверяется с базой авторизованных носителей. При совпадении формируется команда управления, в поле идентификатора которой размещается номер абонента в BCD-формате (подраздел 2.3.2), и отправляется исполнительному устройству по тому же каналу, что и при доступе по BLE (BLE → RS-485 либо сетевое соединение). Тем самым исполнительная часть получает в составе команды сведения о носителе, инициировавшем открытие, что используется для журналирования. Канал работает параллельно с основным: сканирование BLE и обработка входящих вызовов выполняются одновременно.</w:t>
+      </w:r>
+    </w:p>
+    <w:p>
+      <w:pPr/>
+      <w:r>
+        <w:rPr>
+          <w:rFonts w:ascii="Times New Roman" w:hAnsi="Times New Roman"/>
+          <w:sz w:val="28"/>
+        </w:rPr>
+        <w:t>Поскольку идентификатором в данном канале служит номер телефона, который может быть подменён (caller ID spoofing), канал рассматривается как вспомогательный: все срабатывания журналируются, а для точек прохода с повышенными требованиями основным остаётся канал на основе BLE с анализом траектории и динамической идентификацией (подраздел 2.3.4). На платформе Android чтение номера входящего вызова требует соответствующих разрешений, а автоматическое отклонение вызова — разрешения на управление вызовами (доступно начиная с Android 9).</w:t>
       </w:r>
     </w:p>
     <w:p>
@@ -11374,6 +11493,16 @@
           <w:rFonts w:ascii="Times New Roman" w:hAnsi="Times New Roman"/>
           <w:sz w:val="28"/>
         </w:rPr>
+        <w:t>Для надёжной работы приложения в роли шлюза у точки прохода реализован ряд дополнительных решений. Соединение с исполнительным модулем удерживается постоянно: команда отправляется без повторного подключения при каждом открытии, что устраняет задержку и потери, наблюдавшиеся при переподключении. Фоновый сервис удерживает сканирование при погашенном экране, а сторожевой таймер перезапускает сканирование, если оно было остановлено системой, — это устраняет «зависание» списка обнаруженных меток при длительной работе. Дополнительный канал доступа по входящему звонку (подраздел 2.3.6) реализован средствами платформы: приём события о входящем вызове, чтение номера и его автоматическое отклонение выполняются нативным кодом, а проверка по базе и формирование команды с номером в BCD — общей логикой приложения. Для проведения натурного эксперимента (пункт 3.3.2) в сканер встроено журналирование наблюдений (отметка времени, метка, оценка расстояния по RSSI) с возможностью выбора отдельных меток и выгрузки записей в файл для последующего анализа.</w:t>
+      </w:r>
+    </w:p>
+    <w:p>
+      <w:pPr/>
+      <w:r>
+        <w:rPr>
+          <w:rFonts w:ascii="Times New Roman" w:hAnsi="Times New Roman"/>
+          <w:sz w:val="28"/>
+        </w:rPr>
         <w:t>Общий вид приложения приведён на рисунке 8.</w:t>
       </w:r>
     </w:p>
@@ -11441,7 +11570,7 @@
           <w:rFonts w:ascii="Times New Roman" w:hAnsi="Times New Roman"/>
           <w:sz w:val="28"/>
         </w:rPr>
-        <w:t>Тестирование проводилось в два этапа: имитационное моделирование алгоритма анализа траектории и натурная проверка канала управления. Дополнительно выполнялись модульные проверки разбора рекламных пакетов: парсеру подавались эталонные пакеты форматов iBeacon и Eddystone с известными идентификаторами, а также пакеты с усечёнными и искажёнными полями; проверялись корректность извлечения идентификаторов и отсутствие аварийных завершений на некорректных данных. Логика виртуальной базы замков проверялась на полном наборе исходов: корректный запрос авторизованного носителя к существующему замку (открытие), запрос отсутствующего замка (ошибка «замок не найден»), запрос неавторизованного носителя (отказ), а также пакет некорректной длины (отбрасывается без обработки).</w:t>
+        <w:t>Тестирование проводилось в три этапа: имитационное моделирование алгоритма анализа траектории, натурный эксперимент с реальным проходом носителя и натурная проверка канала управления. Дополнительно выполнялись модульные проверки разбора рекламных пакетов: парсеру подавались эталонные пакеты форматов iBeacon и Eddystone с известными идентификаторами, а также пакеты с усечёнными и искажёнными полями; проверялись корректность извлечения идентификаторов и отсутствие аварийных завершений на некорректных данных. Логика виртуальной базы замков проверялась на полном наборе исходов: корректный запрос авторизованного носителя к существующему замку (открытие), запрос отсутствующего замка (ошибка «замок не найден»), запрос неавторизованного носителя (отказ), а также пакет некорректной длины (отбрасывается без обработки).</w:t>
       </w:r>
     </w:p>
     <w:p>
@@ -11525,6 +11654,62 @@
           <w:sz w:val="28"/>
         </w:rPr>
         <w:t>о доступе</w:t>
+      </w:r>
+    </w:p>
+    <w:p>
+      <w:pPr/>
+      <w:r>
+        <w:rPr>
+          <w:rFonts w:ascii="Times New Roman" w:hAnsi="Times New Roman"/>
+          <w:b/>
+          <w:sz w:val="28"/>
+        </w:rPr>
+        <w:t>Натурный эксперимент с реальным проходом носителя.</w:t>
+      </w:r>
+      <w:r>
+        <w:rPr>
+          <w:rFonts w:ascii="Times New Roman" w:hAnsi="Times New Roman"/>
+          <w:sz w:val="28"/>
+        </w:rPr>
+        <w:t xml:space="preserve"> Для проверки алгоритма на реальном сигнале, а не только на имитационной модели, проведён натурный эксперимент. Носитель с меткой (смартфон в режиме вещания) перемещался к точке прохода и обратно, а сканер непрерывно регистрировал принимаемый уровень сигнала с отметками времени в файл; записанный временной ряд обрабатывался тем же анализатором траектории, что и в рабочем режиме. Результат приведён на рисунке 10: несмотря на значительный разброс мгновенных значений RSSI, фильтр Калмана формирует устойчивую сглаженную оценку, по которой восстанавливается траектория сближения. При входе сглаженной оценки расстояния в зону доступа с подтверждённым трендом приближения система предоставляет доступ, а при последующем удалении носителя доступ сбрасывается. Качественная картина повторяет результат имитационного моделирования (рисунок 9), что подтверждает работоспособность алгоритма на реальных данных. Запись прохода и построение графика выполнены вспомогательной утилитой натурного эксперимента (режимы записи и анализа).</w:t>
+      </w:r>
+    </w:p>
+    <w:p>
+      <w:pPr>
+        <w:spacing w:before="240" w:after="240"/>
+        <w:ind w:firstLine="0"/>
+        <w:jc w:val="center"/>
+      </w:pPr>
+      <w:r>
+        <w:rPr>
+          <w:rFonts w:ascii="Times New Roman" w:hAnsi="Times New Roman"/>
+          <w:sz w:val="28"/>
+        </w:rPr>
+        <w:t>[рисунок отсутствует: figures/fig_3_5_real_pass.png]</w:t>
+      </w:r>
+    </w:p>
+    <w:p>
+      <w:pPr>
+        <w:spacing w:before="0" w:after="240"/>
+        <w:ind w:firstLine="0"/>
+        <w:jc w:val="center"/>
+      </w:pPr>
+      <w:r>
+        <w:rPr>
+          <w:rFonts w:ascii="Times New Roman" w:hAnsi="Times New Roman"/>
+          <w:sz w:val="26"/>
+        </w:rPr>
+        <w:t>Рисунок 10 — Натурный эксперимент: траектория RSSI реального прохода и решение о</w:t>
+      </w:r>
+    </w:p>
+    <w:p>
+      <w:pPr/>
+      <w:r>
+        <w:rPr>
+          <w:rFonts w:ascii="Times New Roman" w:hAnsi="Times New Roman"/>
+          <w:sz w:val="28"/>
+        </w:rPr>
+        <w:t>доступе</w:t>
       </w:r>
     </w:p>
     <w:p>
@@ -12685,7 +12870,7 @@
           <w:rFonts w:ascii="Times New Roman" w:hAnsi="Times New Roman"/>
           <w:sz w:val="28"/>
         </w:rPr>
-        <w:t>Результаты тестирования (таблица 11) подтверждают, что система корректно предоставляет доступ при целенаправленном приближении носителя и не реагирует на случайные всплески сигнала статичной метки, что согласуется с результатами сравнительного анализа второй главы. Имитационное моделирование позволило проверить поведение алгоритма в воспроизводимых условиях, а натурная проверка подтвердила работоспособность канала управления исполнительным устройством.</w:t>
+        <w:t>Результаты тестирования (таблица 11) подтверждают, что система корректно предоставляет доступ при целенаправленном приближении носителя и не реагирует на случайные всплески сигнала статичной метки, что согласуется с результатами сравнительного анализа второй главы. Имитационное моделирование позволило проверить поведение алгоритма в воспроизводимых условиях, натурный эксперимент с реальным проходом носителя (рисунок 10) подтвердил его работоспособность на реальном сигнале, а натурная проверка подтвердила работоспособность канала управления исполнительным устройством.</w:t>
       </w:r>
     </w:p>
     <w:p>
@@ -12705,7 +12890,7 @@
           <w:rFonts w:ascii="Times New Roman" w:hAnsi="Times New Roman"/>
           <w:sz w:val="28"/>
         </w:rPr>
-        <w:t>Вместе с тем проведённое тестирование имеет ограничения. Имитационная модель сигнала, основанная на модели затухания с аддитивным шумом, не воспроизводит всех особенностей реальной радиообстановки, таких как сложные многолучевые эффекты и динамическое экранирование. Натурные испытания выполнены для канала управления; для полной оценки эксплуатационных характеристик системы требуется серия натурных экспериментов с реальным перемещением носителя в различных условиях. Расширение программы испытаний, а также оценка вероятности ложных срабатываний и пропусков на основе статистики реальных проходов являются направлением дальнейшей работы.</w:t>
+        <w:t>Вместе с тем проведённое тестирование имеет ограничения. Имитационная модель сигнала, основанная на модели затухания с аддитивным шумом, не воспроизводит всех особенностей реальной радиообстановки, таких как сложные многолучевые эффекты и динамическое экранирование. Натурный эксперимент с реальным проходом носителя (рисунок 10) подтвердил работоспособность алгоритма на реальном сигнале, однако для получения статистически значимых оценок вероятности ложных срабатываний и пропусков требуется серия натурных экспериментов с многократными проходами в различных условиях (разные носители, расстояния, помеховая обстановка). Расширение программы натурных испытаний и накопление такой статистики являются направлением дальнейшей работы.</w:t>
       </w:r>
     </w:p>
     <w:p>
@@ -12758,7 +12943,7 @@
           <w:rFonts w:ascii="Times New Roman" w:hAnsi="Times New Roman"/>
           <w:sz w:val="28"/>
         </w:rPr>
-        <w:t>2. Обоснован выбор аппаратно-программных средств, разработана виртуальная база замков для воспроизводимого тестирования и решена задача идентификации носителя стабильным токеном вместо MAC-адреса.</w:t>
+        <w:t>2. Обоснован выбор аппаратно-программных средств, разработана виртуальная база замков для воспроизводимого тестирования и решена задача идентификации носителя стабильным токеном вместо MAC-адреса; дополнительно реализованы динамическая идентификация (rolling-code на основе HMAC-SHA256) и вспомогательный канал доступа по входящему звонку с передачей номера в BCD-формате.</w:t>
       </w:r>
     </w:p>
     <w:p>
@@ -12768,7 +12953,7 @@
           <w:rFonts w:ascii="Times New Roman" w:hAnsi="Times New Roman"/>
           <w:sz w:val="28"/>
         </w:rPr>
-        <w:t>3. Проведено тестирование системы (таблица 11): имитационное моделирование подтвердило корректность предоставления доступа при приближении и отсутствие ложных срабатываний на статичной метке (рисунки 9, 5); статистическая оценка (таблица 12) зафиксировала ноль ложных предоставлений доступа в 600 прогонах при уровнях шума до 6 дБ; натурная проверка подтвердила работоспособность канала управления исполнительным устройством.</w:t>
+        <w:t>3. Проведено тестирование системы (таблица 11): имитационное моделирование подтвердило корректность предоставления доступа при приближении и отсутствие ложных срабатываний на статичной метке (рисунки 9, 5); статистическая оценка (таблица 12) зафиксировала ноль ложных предоставлений доступа в 600 прогонах при уровнях шума до 6 дБ; натурный эксперимент с реальным проходом носителя (рисунок 10) подтвердил работоспособность алгоритма на реальном сигнале; натурная проверка подтвердила работоспособность канала управления исполнительным устройством.</w:t>
       </w:r>
     </w:p>
     <w:p>
@@ -12872,7 +13057,7 @@
           <w:rFonts w:ascii="Times New Roman" w:hAnsi="Times New Roman"/>
           <w:sz w:val="28"/>
         </w:rPr>
-        <w:t>4. Реализованы программные компоненты системы: сканер и генератор BLE-меток (Python, Flutter, iOS), анализатор траектории, мобильное приложение и модуль управления замком по каналу BLE → RS-485; решена задача идентификации носителя стабильным токеном.</w:t>
+        <w:t>4. Реализованы программные компоненты системы: сканер и генератор BLE-меток (Python, Flutter, iOS), анализатор траектории, мобильное приложение и модуль управления замком по каналу BLE → RS-485; решена задача идентификации носителя стабильным токеном, реализованы динамическая идентификация (rolling-code) и дополнительный канал доступа по входящему звонку.</w:t>
       </w:r>
     </w:p>
     <w:p>
@@ -12882,7 +13067,7 @@
           <w:rFonts w:ascii="Times New Roman" w:hAnsi="Times New Roman"/>
           <w:sz w:val="28"/>
         </w:rPr>
-        <w:t>5. Проведено тестирование системы посредством имитационного моделирования и натурной проверки канала управления, подтвердившее корректность предоставления доступа при приближении носителя, отсутствие ложных срабатываний на статичной метке и работоспособность тракта управления исполнительным устройством.</w:t>
+        <w:t>5. Проведено тестирование системы посредством имитационного моделирования, натурного эксперимента с реальным проходом носителя и натурной проверки канала управления, подтвердившее корректность предоставления доступа при приближении носителя, отсутствие ложных срабатываний на статичной метке и работоспособность тракта управления исполнительным устройством.</w:t>
       </w:r>
     </w:p>
     <w:p>
